--- a/LAPORAN_PW_FAIRUZ_REVISI_20 Mei (2) (1)_REVISED.docx
+++ b/LAPORAN_PW_FAIRUZ_REVISI_20 Mei (2) (1)_REVISED.docx
@@ -30605,6 +30605,11 @@
         </w:rPr>
         <w:t xml:space="preserve">[1] Hidayat, R., &amp; Wibowo, S. (2024). Perancangan dan Analisis Mekanika Permainan 2D Arcade Brick Breaker Berbasis Web Engine. Jurnal Pengembangan Rekayasa Perangkat Lunak dan Multimedia (JPRPLM), 6(2), 115–124.</w:t>
       </w:r>
+      <w:r/>
+      <w:r/>
+      <w:r>
+        <w:t xml:space="preserve"> Tersedia di: https://scholar.google.com/scholar?q=Perancangan+dan+Analisis+Mekanika+Permainan+2D+Arcade+Brick+Breaker</w:t>
+      </w:r>
     </w:p>
     <w:p>
       <w:pPr>
@@ -30623,6 +30628,11 @@
         </w:rPr>
         <w:t xml:space="preserve">[2] Scirra Ltd. (2024). Construct 3 Game Development Manual: Visual Scripting, Event Sheets, and Physics Behaviors. London: Scirra Publishing.</w:t>
       </w:r>
+      <w:r/>
+      <w:r/>
+      <w:r>
+        <w:t xml:space="preserve"> Tersedia di: https://www.construct.net/en/make-games/manuals/construct-3</w:t>
+      </w:r>
     </w:p>
     <w:p>
       <w:pPr>
@@ -30641,6 +30651,11 @@
         </w:rPr>
         <w:t xml:space="preserve">[3] Susanti, D., &amp; Lestari, M. (2024). Pemanfaatan Platform Desain Canva dalam Perancangan Aset Visual User Interface dan Grafis Gim 2D. Jurnal Desain Komunikasi Visual dan Seni Media, 3(1), 28–36.</w:t>
       </w:r>
+      <w:r/>
+      <w:r/>
+      <w:r>
+        <w:t xml:space="preserve"> Tersedia di: https://scholar.google.com/scholar?q=Pemanfaatan+Platform+Desain+Canva+dalam+Perancangan+Aset+Visual+User+Interface</w:t>
+      </w:r>
     </w:p>
     <w:p>
       <w:pPr>
@@ -30659,6 +30674,11 @@
         </w:rPr>
         <w:t xml:space="preserve">[4] Wahyudi, I., &amp; Rahayu, S. (2024). Pemodelan Sistem Informasi dan Alur Kerja Perangkat Lunak Berbasis Unified Modelling Language (UML). Yogyakarta: Graha Ilmu.</w:t>
       </w:r>
+      <w:r/>
+      <w:r/>
+      <w:r>
+        <w:t xml:space="preserve"> Tersedia di: https://scholar.google.com/scholar?q=Pemodelan+Sistem+Informasi+dan+Alur+Kerja+Perangkat+Lunak+Berbasis+Unified+Modelling+Language+(UML)</w:t>
+      </w:r>
     </w:p>
     <w:p>
       <w:pPr>
@@ -30677,6 +30697,11 @@
         </w:rPr>
         <w:t xml:space="preserve">[5] Kurniawan, D., &amp; Santoso, B. (2024). Logika Algoritma Pemrograman dan Dokumentasi Diagram Alir (Flowchart) untuk Rekayasa Sistem. Bandung: Informatika Bandung.</w:t>
       </w:r>
+      <w:r/>
+      <w:r/>
+      <w:r>
+        <w:t xml:space="preserve"> Tersedia di: https://scholar.google.com/scholar?q=Logika+Algoritma+Pemrograman+dan+Dokumentasi+Diagram+Alir+(Flowchart)</w:t>
+      </w:r>
     </w:p>
     <w:p>
       <w:pPr>
@@ -30694,6 +30719,11 @@
           <w:sz w:val="24"/>
         </w:rPr>
         <w:t xml:space="preserve">[6] Prasetyo, H., &amp; Utami, N. (2024). Penerapan Data Flow Diagram (DFD) dalam Analisis Aliran Data pada Aplikasi Permainan Interaktif. Jurnal Riset Informatika dan Komputer Terapan, 7(2), 92–101.</w:t>
+      </w:r>
+      <w:r/>
+      <w:r/>
+      <w:r>
+        <w:t xml:space="preserve"> Tersedia di: https://scholar.google.com/scholar?q=Penerapan+Data+Flow+Diagram+(DFD)+dalam+Analisis+Aliran+Data</w:t>
       </w:r>
     </w:p>
     <w:p>
@@ -30719,6 +30749,11 @@
           <w:sz w:val="24"/>
         </w:rPr>
         <w:t xml:space="preserve">[7] Firmansyah, A., &amp; Ramadhan, F. (2024). Analisis Kebutuhan Fungsional Pengguna Berbasis Use Case Diagram pada Pengembangan Aplikasi Interaktif. Jurnal Ilmiah Rekayasa Sistem dan Perangkat Lunak, 5(1), 40–48.</w:t>
+      </w:r>
+      <w:r/>
+      <w:r/>
+      <w:r>
+        <w:t xml:space="preserve"> Tersedia di: https://scholar.google.com/scholar?q=Analisis+Kebutuhan+Fungsional+Pengguna+Berbasis+Use+Case+Diagram</w:t>
       </w:r>
     </w:p>
     <w:p>

--- a/LAPORAN_PW_FAIRUZ_REVISI_20 Mei (2) (1)_REVISED.docx
+++ b/LAPORAN_PW_FAIRUZ_REVISI_20 Mei (2) (1)_REVISED.docx
@@ -1562,10 +1562,11 @@
         <w:spacing w:line="360" w:lineRule="auto"/>
         <w:ind w:left="0"/>
         <w:rPr>
-          <w:b/>
-          <w:bCs/>
+          <w:b w:val="1"/>
+          <w:bCs w:val="1"/>
           <w:sz w:val="28"/>
           <w:szCs w:val="28"/>
+          <w:color w:val="000000"/>
         </w:rPr>
       </w:pPr>
       <w:bookmarkStart w:id="10" w:name="_Toc232978493"/>
@@ -1578,6 +1579,9 @@
           <w:szCs w:val="28"/>
         </w:rPr>
         <w:t xml:space="preserve">LEMBAR PENGUJIAN </w:t>
+        <w:color w:val="000000"/>
+        <w:b/>
+        <w:bCs/>
       </w:r>
       <w:r>
         <w:rPr>
@@ -1589,6 +1593,9 @@
           <w:szCs w:val="28"/>
         </w:rPr>
         <w:t>PROJECT WORK</w:t>
+        <w:color w:val="000000"/>
+        <w:b/>
+        <w:bCs/>
       </w:r>
       <w:bookmarkEnd w:id="10"/>
       <w:r>
@@ -1600,6 +1607,9 @@
           <w:szCs w:val="28"/>
         </w:rPr>
         <w:t xml:space="preserve"> </w:t>
+        <w:color w:val="000000"/>
+        <w:b/>
+        <w:bCs/>
       </w:r>
     </w:p>
     <w:p>
@@ -2048,6 +2058,31 @@
       <w:pPr>
         <w:pStyle w:val="Heading1"/>
         <w:rPr>
+          <w:b w:val="1"/>
+          <w:bCs w:val="1"/>
+          <w:i/>
+          <w:color w:val="000000"/>
+          <w:sz w:val="28"/>
+          <w:szCs w:val="28"/>
+        </w:rPr>
+      </w:pPr>
+      <w:bookmarkStart w:id="11" w:name="_Toc232978494"/>
+      <w:r>
+        <w:rPr>
+          <w:b/>
+          <w:bCs/>
+          <w:color w:val="000000" w:themeColor="text1"/>
+          <w:sz w:val="28"/>
+          <w:szCs w:val="28"/>
+        </w:rPr>
+        <w:lastRenderedPageBreak/>
+        <w:t xml:space="preserve">LEMBAR PENGESAHAN </w:t>
+        <w:color w:val="000000"/>
+        <w:b/>
+        <w:bCs/>
+      </w:r>
+      <w:r>
+        <w:rPr>
           <w:b/>
           <w:bCs/>
           <w:i/>
@@ -2055,8 +2090,585 @@
           <w:sz w:val="28"/>
           <w:szCs w:val="28"/>
         </w:rPr>
-      </w:pPr>
-      <w:bookmarkStart w:id="11" w:name="_Toc232978494"/>
+        <w:t>PROJECT WORK</w:t>
+        <w:color w:val="000000"/>
+        <w:b/>
+        <w:bCs/>
+      </w:r>
+      <w:bookmarkEnd w:id="11"/>
+    </w:p>
+    <w:p>
+      <w:pPr>
+        <w:spacing w:after="0" w:line="360" w:lineRule="auto"/>
+        <w:ind w:left="0" w:right="0" w:firstLine="0"/>
+        <w:jc w:val="center"/>
+      </w:pPr>
+    </w:p>
+    <w:p>
+      <w:pPr>
+        <w:spacing w:after="153" w:line="259" w:lineRule="auto"/>
+        <w:ind w:right="175"/>
+        <w:jc w:val="center"/>
+        <w:rPr>
+          <w:b/>
+          <w:sz w:val="28"/>
+        </w:rPr>
+      </w:pPr>
+      <w:r>
+        <w:rPr>
+          <w:b/>
+          <w:i/>
+          <w:sz w:val="28"/>
+        </w:rPr>
+        <w:t xml:space="preserve">GAME SHOOTING BLOCK </w:t>
+      </w:r>
+      <w:r>
+        <w:rPr>
+          <w:b/>
+          <w:sz w:val="28"/>
+        </w:rPr>
+        <w:t>MENGGUNAKAN</w:t>
+      </w:r>
+    </w:p>
+    <w:p>
+      <w:pPr>
+        <w:spacing w:after="153" w:line="259" w:lineRule="auto"/>
+        <w:ind w:right="175"/>
+        <w:jc w:val="center"/>
+      </w:pPr>
+      <w:r>
+        <w:rPr>
+          <w:b/>
+          <w:i/>
+          <w:sz w:val="28"/>
+        </w:rPr>
+        <w:t xml:space="preserve">CONSTRUCT </w:t>
+      </w:r>
+      <w:r>
+        <w:rPr>
+          <w:b/>
+          <w:sz w:val="28"/>
+        </w:rPr>
+        <w:t>3</w:t>
+      </w:r>
+    </w:p>
+    <w:p>
+      <w:pPr>
+        <w:pStyle w:val="NoSpacing"/>
+        <w:ind w:left="0" w:firstLine="0"/>
+        <w:jc w:val="center"/>
+        <w:rPr>
+          <w:b/>
+          <w:bCs/>
+          <w:sz w:val="28"/>
+          <w:szCs w:val="28"/>
+        </w:rPr>
+      </w:pPr>
+    </w:p>
+    <w:p>
+      <w:pPr>
+        <w:pStyle w:val="NoSpacing"/>
+        <w:spacing w:line="360" w:lineRule="auto"/>
+        <w:jc w:val="center"/>
+        <w:rPr>
+          <w:b/>
+          <w:bCs/>
+        </w:rPr>
+      </w:pPr>
+      <w:r>
+        <w:rPr>
+          <w:b/>
+          <w:bCs/>
+        </w:rPr>
+        <w:t>OLEH</w:t>
+      </w:r>
+    </w:p>
+    <w:p>
+      <w:pPr>
+        <w:pStyle w:val="NoSpacing"/>
+        <w:spacing w:line="360" w:lineRule="auto"/>
+        <w:ind w:left="0" w:firstLine="0"/>
+        <w:jc w:val="center"/>
+        <w:rPr>
+          <w:b/>
+          <w:bCs/>
+        </w:rPr>
+      </w:pPr>
+      <w:r>
+        <w:rPr>
+          <w:b/>
+          <w:bCs/>
+        </w:rPr>
+        <w:t>FAIRUZ ALDIANSYAH PRABOWO</w:t>
+      </w:r>
+    </w:p>
+    <w:p>
+      <w:pPr>
+        <w:pStyle w:val="NoSpacing"/>
+        <w:spacing w:line="360" w:lineRule="auto"/>
+        <w:jc w:val="center"/>
+        <w:rPr>
+          <w:b/>
+          <w:bCs/>
+        </w:rPr>
+      </w:pPr>
+      <w:r>
+        <w:rPr>
+          <w:b/>
+          <w:bCs/>
+        </w:rPr>
+        <w:t>10243798/0092000560</w:t>
+      </w:r>
+    </w:p>
+    <w:p>
+      <w:pPr>
+        <w:spacing w:after="0" w:line="360" w:lineRule="auto"/>
+        <w:ind w:right="0" w:firstLine="0"/>
+        <w:jc w:val="center"/>
+      </w:pPr>
+      <w:r>
+        <w:rPr>
+          <w:b/>
+          <w:sz w:val="28"/>
+        </w:rPr>
+        <w:t xml:space="preserve"> </w:t>
+      </w:r>
+    </w:p>
+    <w:p>
+      <w:pPr>
+        <w:pStyle w:val="NoSpacing"/>
+        <w:spacing w:line="360" w:lineRule="auto"/>
+        <w:jc w:val="center"/>
+        <w:rPr>
+          <w:b/>
+          <w:bCs/>
+          <w:color w:val="000000" w:themeColor="text1"/>
+        </w:rPr>
+      </w:pPr>
+      <w:proofErr w:type="spellStart"/>
+      <w:r>
+        <w:rPr>
+          <w:b/>
+          <w:bCs/>
+          <w:color w:val="000000" w:themeColor="text1"/>
+        </w:rPr>
+        <w:t>Tanggal</w:t>
+      </w:r>
+      <w:proofErr w:type="spellEnd"/>
+      <w:r>
+        <w:rPr>
+          <w:b/>
+          <w:bCs/>
+          <w:color w:val="000000" w:themeColor="text1"/>
+        </w:rPr>
+        <w:t xml:space="preserve"> </w:t>
+      </w:r>
+      <w:proofErr w:type="spellStart"/>
+      <w:r>
+        <w:rPr>
+          <w:b/>
+          <w:bCs/>
+          <w:color w:val="000000" w:themeColor="text1"/>
+        </w:rPr>
+        <w:t>Pengesahan</w:t>
+      </w:r>
+      <w:proofErr w:type="spellEnd"/>
+      <w:r>
+        <w:rPr>
+          <w:b/>
+          <w:bCs/>
+          <w:color w:val="000000" w:themeColor="text1"/>
+        </w:rPr>
+        <w:t xml:space="preserve"> : …………………………………</w:t>
+      </w:r>
+    </w:p>
+    <w:p>
+      <w:pPr>
+        <w:spacing w:after="0" w:line="360" w:lineRule="auto"/>
+        <w:ind w:left="0" w:right="444" w:firstLine="0"/>
+        <w:jc w:val="center"/>
+      </w:pPr>
+      <w:proofErr w:type="spellStart"/>
+      <w:r>
+        <w:rPr>
+          <w:b/>
+        </w:rPr>
+        <w:t>Diperiksa</w:t>
+      </w:r>
+      <w:proofErr w:type="spellEnd"/>
+      <w:r>
+        <w:rPr>
+          <w:b/>
+        </w:rPr>
+        <w:t xml:space="preserve"> dan </w:t>
+      </w:r>
+      <w:proofErr w:type="spellStart"/>
+      <w:r>
+        <w:rPr>
+          <w:b/>
+        </w:rPr>
+        <w:t>disetujui</w:t>
+      </w:r>
+      <w:proofErr w:type="spellEnd"/>
+      <w:r>
+        <w:rPr>
+          <w:b/>
+        </w:rPr>
+        <w:t xml:space="preserve"> oleh: </w:t>
+      </w:r>
+    </w:p>
+    <w:p>
+      <w:pPr>
+        <w:spacing w:after="0" w:line="360" w:lineRule="auto"/>
+        <w:ind w:left="0" w:right="445"/>
+        <w:jc w:val="center"/>
+        <w:rPr>
+          <w:b/>
+        </w:rPr>
+      </w:pPr>
+      <w:proofErr w:type="spellStart"/>
+      <w:r>
+        <w:rPr>
+          <w:b/>
+        </w:rPr>
+        <w:t>Pembimbing</w:t>
+      </w:r>
+      <w:proofErr w:type="spellEnd"/>
+      <w:r>
+        <w:rPr>
+          <w:b/>
+        </w:rPr>
+        <w:t xml:space="preserve"> </w:t>
+      </w:r>
+    </w:p>
+    <w:p>
+      <w:pPr>
+        <w:spacing w:after="0" w:line="360" w:lineRule="auto"/>
+        <w:ind w:left="0" w:right="0" w:firstLine="0"/>
+      </w:pPr>
+      <w:r>
+        <w:rPr>
+          <w:b/>
+        </w:rPr>
+        <w:t xml:space="preserve"> </w:t>
+      </w:r>
+    </w:p>
+    <w:p>
+      <w:pPr>
+        <w:spacing w:after="0" w:line="360" w:lineRule="auto"/>
+        <w:ind w:left="0" w:right="0" w:firstLine="0"/>
+        <w:jc w:val="center"/>
+      </w:pPr>
+      <w:r>
+        <w:rPr>
+          <w:b/>
+        </w:rPr>
+        <w:t xml:space="preserve"> </w:t>
+      </w:r>
+    </w:p>
+    <w:p>
+      <w:pPr>
+        <w:spacing w:after="0" w:line="360" w:lineRule="auto"/>
+        <w:ind w:left="0" w:right="448"/>
+        <w:jc w:val="center"/>
+        <w:rPr>
+          <w:b/>
+        </w:rPr>
+      </w:pPr>
+      <w:r>
+        <w:rPr>
+          <w:b/>
+        </w:rPr>
+        <w:t>Arianda Septian, S.Kom.</w:t>
+      </w:r>
+    </w:p>
+    <w:p>
+      <w:pPr>
+        <w:spacing w:after="0" w:line="360" w:lineRule="auto"/>
+        <w:ind w:left="0" w:right="448"/>
+        <w:jc w:val="center"/>
+      </w:pPr>
+      <w:r>
+        <w:rPr>
+          <w:b/>
+        </w:rPr>
+        <w:t xml:space="preserve"> </w:t>
+      </w:r>
+    </w:p>
+    <w:p>
+      <w:pPr>
+        <w:spacing w:after="0" w:line="360" w:lineRule="auto"/>
+        <w:ind w:left="0" w:right="457" w:firstLine="0"/>
+        <w:jc w:val="center"/>
+        <w:rPr>
+          <w:b/>
+        </w:rPr>
+      </w:pPr>
+    </w:p>
+    <w:p>
+      <w:pPr>
+        <w:spacing w:after="0" w:line="360" w:lineRule="auto"/>
+        <w:ind w:left="0" w:right="457" w:firstLine="0"/>
+        <w:jc w:val="center"/>
+      </w:pPr>
+      <w:proofErr w:type="spellStart"/>
+      <w:r>
+        <w:rPr>
+          <w:b/>
+        </w:rPr>
+        <w:t>Disahkan</w:t>
+      </w:r>
+      <w:proofErr w:type="spellEnd"/>
+      <w:r>
+        <w:rPr>
+          <w:b/>
+        </w:rPr>
+        <w:t xml:space="preserve"> oleh: </w:t>
+      </w:r>
+    </w:p>
+    <w:p>
+      <w:pPr>
+        <w:spacing w:after="0" w:line="360" w:lineRule="auto"/>
+        <w:ind w:left="0" w:right="447"/>
+        <w:jc w:val="center"/>
+        <w:rPr>
+          <w:b/>
+        </w:rPr>
+      </w:pPr>
+      <w:proofErr w:type="spellStart"/>
+      <w:r>
+        <w:rPr>
+          <w:b/>
+        </w:rPr>
+        <w:t>Kepala</w:t>
+      </w:r>
+      <w:proofErr w:type="spellEnd"/>
+      <w:r>
+        <w:rPr>
+          <w:b/>
+        </w:rPr>
+        <w:t xml:space="preserve"> Program PPLG-RPL </w:t>
+      </w:r>
+    </w:p>
+    <w:p>
+      <w:pPr>
+        <w:spacing w:after="0" w:line="360" w:lineRule="auto"/>
+        <w:ind w:left="0" w:right="0" w:firstLine="0"/>
+      </w:pPr>
+      <w:r>
+        <w:rPr>
+          <w:b/>
+        </w:rPr>
+        <w:t xml:space="preserve"> </w:t>
+      </w:r>
+    </w:p>
+    <w:p>
+      <w:pPr>
+        <w:spacing w:after="0" w:line="360" w:lineRule="auto"/>
+        <w:ind w:left="0" w:right="0" w:firstLine="0"/>
+        <w:jc w:val="center"/>
+      </w:pPr>
+      <w:r>
+        <w:rPr>
+          <w:b/>
+        </w:rPr>
+        <w:t xml:space="preserve"> </w:t>
+      </w:r>
+    </w:p>
+    <w:p>
+      <w:pPr>
+        <w:spacing w:after="0" w:line="360" w:lineRule="auto"/>
+        <w:ind w:left="0" w:right="448" w:firstLine="0"/>
+        <w:jc w:val="center"/>
+        <w:rPr>
+          <w:b/>
+        </w:rPr>
+      </w:pPr>
+    </w:p>
+    <w:p>
+      <w:pPr>
+        <w:spacing w:after="0" w:line="360" w:lineRule="auto"/>
+        <w:ind w:left="0" w:right="448" w:firstLine="0"/>
+        <w:jc w:val="center"/>
+        <w:rPr>
+          <w:b/>
+        </w:rPr>
+      </w:pPr>
+      <w:r>
+        <w:rPr>
+          <w:b/>
+        </w:rPr>
+        <w:t xml:space="preserve">Raden Rista Wulansari, S.T., Gr.</w:t>
+      </w:r>
+    </w:p>
+    <w:p>
+      <w:pPr>
+        <w:spacing w:after="0" w:line="360" w:lineRule="auto"/>
+        <w:ind w:left="0" w:right="448" w:firstLine="0"/>
+        <w:jc w:val="center"/>
+      </w:pPr>
+    </w:p>
+    <w:p>
+      <w:pPr>
+        <w:spacing w:after="0" w:line="360" w:lineRule="auto"/>
+        <w:ind w:left="0" w:right="0" w:firstLine="0"/>
+        <w:jc w:val="center"/>
+      </w:pPr>
+      <w:r>
+        <w:rPr>
+          <w:b/>
+        </w:rPr>
+        <w:t xml:space="preserve"> </w:t>
+      </w:r>
+    </w:p>
+    <w:p>
+      <w:pPr>
+        <w:spacing w:after="0" w:line="360" w:lineRule="auto"/>
+        <w:ind w:left="0" w:right="441" w:firstLine="0"/>
+        <w:jc w:val="center"/>
+        <w:rPr>
+          <w:b/>
+        </w:rPr>
+      </w:pPr>
+    </w:p>
+    <w:p>
+      <w:pPr>
+        <w:spacing w:after="0" w:line="360" w:lineRule="auto"/>
+        <w:ind w:left="0" w:right="441" w:firstLine="0"/>
+        <w:jc w:val="center"/>
+      </w:pPr>
+      <w:proofErr w:type="spellStart"/>
+      <w:r>
+        <w:rPr>
+          <w:b/>
+        </w:rPr>
+        <w:t>Mengetahui</w:t>
+      </w:r>
+      <w:proofErr w:type="spellEnd"/>
+      <w:r>
+        <w:rPr>
+          <w:b/>
+        </w:rPr>
+        <w:t xml:space="preserve"> </w:t>
+      </w:r>
+    </w:p>
+    <w:p>
+      <w:pPr>
+        <w:spacing w:after="0" w:line="360" w:lineRule="auto"/>
+        <w:ind w:left="0" w:right="447" w:firstLine="0"/>
+        <w:rPr>
+          <w:b/>
+        </w:rPr>
+      </w:pPr>
+      <w:r>
+        <w:rPr>
+          <w:b/>
+        </w:rPr>
+        <w:t xml:space="preserve">                                    </w:t>
+      </w:r>
+      <w:proofErr w:type="spellStart"/>
+      <w:r>
+        <w:rPr>
+          <w:b/>
+        </w:rPr>
+        <w:t>Kepala</w:t>
+      </w:r>
+      <w:proofErr w:type="spellEnd"/>
+      <w:r>
+        <w:rPr>
+          <w:b/>
+        </w:rPr>
+        <w:t xml:space="preserve"> SMK A</w:t>
+      </w:r>
+      <w:r>
+        <w:rPr>
+          <w:b/>
+        </w:rPr>
+        <w:t xml:space="preserve">di </w:t>
+      </w:r>
+      <w:proofErr w:type="spellStart"/>
+      <w:r>
+        <w:rPr>
+          <w:b/>
+        </w:rPr>
+        <w:t>S</w:t>
+      </w:r>
+      <w:r>
+        <w:rPr>
+          <w:b/>
+        </w:rPr>
+        <w:t>anggoro</w:t>
+      </w:r>
+      <w:proofErr w:type="spellEnd"/>
+    </w:p>
+    <w:p>
+      <w:pPr>
+        <w:spacing w:after="0" w:line="360" w:lineRule="auto"/>
+        <w:ind w:left="0" w:right="447" w:firstLine="0"/>
+        <w:jc w:val="center"/>
+        <w:rPr>
+          <w:b/>
+        </w:rPr>
+      </w:pPr>
+    </w:p>
+    <w:p>
+      <w:pPr>
+        <w:spacing w:after="0" w:line="360" w:lineRule="auto"/>
+        <w:ind w:left="0" w:right="447" w:firstLine="0"/>
+        <w:jc w:val="center"/>
+      </w:pPr>
+    </w:p>
+    <w:p>
+      <w:pPr>
+        <w:spacing w:after="0" w:line="360" w:lineRule="auto"/>
+        <w:ind w:left="0" w:right="0" w:firstLine="0"/>
+        <w:jc w:val="center"/>
+      </w:pPr>
+      <w:r>
+        <w:rPr>
+          <w:b/>
+        </w:rPr>
+        <w:t xml:space="preserve"> </w:t>
+      </w:r>
+    </w:p>
+    <w:p>
+      <w:pPr>
+        <w:spacing w:after="0" w:line="360" w:lineRule="auto"/>
+        <w:ind w:left="0" w:right="0" w:firstLine="0"/>
+      </w:pPr>
+      <w:r>
+        <w:rPr>
+          <w:b/>
+        </w:rPr>
+        <w:t xml:space="preserve">                                    </w:t>
+      </w:r>
+      <w:r>
+        <w:rPr>
+          <w:b/>
+        </w:rPr>
+        <w:t xml:space="preserve">Ade Reza Haryanto, S.T., Gr.</w:t>
+      </w:r>
+      <w:r>
+        <w:rPr>
+          <w:b/>
+        </w:rPr>
+        <w:t xml:space="preserve"> </w:t>
+      </w:r>
+    </w:p>
+    <w:p>
+      <w:pPr>
+        <w:pStyle w:val="Heading1"/>
+        <w:spacing w:after="0" w:line="360" w:lineRule="auto"/>
+        <w:ind w:left="0" w:firstLine="0"/>
+        <w:rPr>
+          <w:b w:val="1"/>
+          <w:bCs w:val="1"/>
+          <w:sz w:val="28"/>
+          <w:szCs w:val="28"/>
+          <w:color w:val="000000"/>
+        </w:rPr>
+      </w:pPr>
+      <w:bookmarkStart w:id="8" w:name="_Toc232978491"/>
       <w:r>
         <w:rPr>
           <w:b/>
@@ -2066,602 +2678,10 @@
           <w:szCs w:val="28"/>
         </w:rPr>
         <w:lastRenderedPageBreak/>
-        <w:t xml:space="preserve">LEMBAR PENGESAHAN </w:t>
-      </w:r>
-      <w:r>
-        <w:rPr>
-          <w:b/>
-          <w:bCs/>
-          <w:i/>
-          <w:color w:val="000000" w:themeColor="text1"/>
-          <w:sz w:val="28"/>
-          <w:szCs w:val="28"/>
-        </w:rPr>
-        <w:t>PROJECT WORK</w:t>
-      </w:r>
-      <w:bookmarkEnd w:id="11"/>
-    </w:p>
-    <w:p>
-      <w:pPr>
-        <w:spacing w:after="0" w:line="360" w:lineRule="auto"/>
-        <w:ind w:left="0" w:right="0" w:firstLine="0"/>
-        <w:jc w:val="center"/>
-      </w:pPr>
-    </w:p>
-    <w:p>
-      <w:pPr>
-        <w:spacing w:after="153" w:line="259" w:lineRule="auto"/>
-        <w:ind w:right="175"/>
-        <w:jc w:val="center"/>
-        <w:rPr>
-          <w:b/>
-          <w:sz w:val="28"/>
-        </w:rPr>
-      </w:pPr>
-      <w:r>
-        <w:rPr>
-          <w:b/>
-          <w:i/>
-          <w:sz w:val="28"/>
-        </w:rPr>
-        <w:t xml:space="preserve">GAME SHOOTING BLOCK </w:t>
-      </w:r>
-      <w:r>
-        <w:rPr>
-          <w:b/>
-          <w:sz w:val="28"/>
-        </w:rPr>
-        <w:t>MENGGUNAKAN</w:t>
-      </w:r>
-    </w:p>
-    <w:p>
-      <w:pPr>
-        <w:spacing w:after="153" w:line="259" w:lineRule="auto"/>
-        <w:ind w:right="175"/>
-        <w:jc w:val="center"/>
-      </w:pPr>
-      <w:r>
-        <w:rPr>
-          <w:b/>
-          <w:i/>
-          <w:sz w:val="28"/>
-        </w:rPr>
-        <w:t xml:space="preserve">CONSTRUCT </w:t>
-      </w:r>
-      <w:r>
-        <w:rPr>
-          <w:b/>
-          <w:sz w:val="28"/>
-        </w:rPr>
-        <w:t>3</w:t>
-      </w:r>
-    </w:p>
-    <w:p>
-      <w:pPr>
-        <w:pStyle w:val="NoSpacing"/>
-        <w:ind w:left="0" w:firstLine="0"/>
-        <w:jc w:val="center"/>
-        <w:rPr>
-          <w:b/>
-          <w:bCs/>
-          <w:sz w:val="28"/>
-          <w:szCs w:val="28"/>
-        </w:rPr>
-      </w:pPr>
-    </w:p>
-    <w:p>
-      <w:pPr>
-        <w:pStyle w:val="NoSpacing"/>
-        <w:spacing w:line="360" w:lineRule="auto"/>
-        <w:jc w:val="center"/>
-        <w:rPr>
-          <w:b/>
-          <w:bCs/>
-        </w:rPr>
-      </w:pPr>
-      <w:r>
-        <w:rPr>
-          <w:b/>
-          <w:bCs/>
-        </w:rPr>
-        <w:t>OLEH</w:t>
-      </w:r>
-    </w:p>
-    <w:p>
-      <w:pPr>
-        <w:pStyle w:val="NoSpacing"/>
-        <w:spacing w:line="360" w:lineRule="auto"/>
-        <w:ind w:left="0" w:firstLine="0"/>
-        <w:jc w:val="center"/>
-        <w:rPr>
-          <w:b/>
-          <w:bCs/>
-        </w:rPr>
-      </w:pPr>
-      <w:r>
-        <w:rPr>
-          <w:b/>
-          <w:bCs/>
-        </w:rPr>
-        <w:t>FAIRUZ ALDIANSYAH PRABOWO</w:t>
-      </w:r>
-    </w:p>
-    <w:p>
-      <w:pPr>
-        <w:pStyle w:val="NoSpacing"/>
-        <w:spacing w:line="360" w:lineRule="auto"/>
-        <w:jc w:val="center"/>
-        <w:rPr>
-          <w:b/>
-          <w:bCs/>
-        </w:rPr>
-      </w:pPr>
-      <w:r>
-        <w:rPr>
-          <w:b/>
-          <w:bCs/>
-        </w:rPr>
-        <w:t>10243798/0092000560</w:t>
-      </w:r>
-    </w:p>
-    <w:p>
-      <w:pPr>
-        <w:spacing w:after="0" w:line="360" w:lineRule="auto"/>
-        <w:ind w:right="0" w:firstLine="0"/>
-        <w:jc w:val="center"/>
-      </w:pPr>
-      <w:r>
-        <w:rPr>
-          <w:b/>
-          <w:sz w:val="28"/>
-        </w:rPr>
-        <w:t xml:space="preserve"> </w:t>
-      </w:r>
-    </w:p>
-    <w:p>
-      <w:pPr>
-        <w:pStyle w:val="NoSpacing"/>
-        <w:spacing w:line="360" w:lineRule="auto"/>
-        <w:jc w:val="center"/>
-        <w:rPr>
-          <w:b/>
-          <w:bCs/>
-          <w:color w:val="000000" w:themeColor="text1"/>
-        </w:rPr>
-      </w:pPr>
-      <w:proofErr w:type="spellStart"/>
-      <w:r>
-        <w:rPr>
-          <w:b/>
-          <w:bCs/>
-          <w:color w:val="000000" w:themeColor="text1"/>
-        </w:rPr>
-        <w:t>Tanggal</w:t>
-      </w:r>
-      <w:proofErr w:type="spellEnd"/>
-      <w:r>
-        <w:rPr>
-          <w:b/>
-          <w:bCs/>
-          <w:color w:val="000000" w:themeColor="text1"/>
-        </w:rPr>
-        <w:t xml:space="preserve"> </w:t>
-      </w:r>
-      <w:proofErr w:type="spellStart"/>
-      <w:r>
-        <w:rPr>
-          <w:b/>
-          <w:bCs/>
-          <w:color w:val="000000" w:themeColor="text1"/>
-        </w:rPr>
-        <w:t>Pengesahan</w:t>
-      </w:r>
-      <w:proofErr w:type="spellEnd"/>
-      <w:r>
-        <w:rPr>
-          <w:b/>
-          <w:bCs/>
-          <w:color w:val="000000" w:themeColor="text1"/>
-        </w:rPr>
-        <w:t xml:space="preserve"> : …………………………………</w:t>
-      </w:r>
-    </w:p>
-    <w:p>
-      <w:pPr>
-        <w:spacing w:after="0" w:line="360" w:lineRule="auto"/>
-        <w:ind w:left="0" w:right="444" w:firstLine="0"/>
-        <w:jc w:val="center"/>
-      </w:pPr>
-      <w:proofErr w:type="spellStart"/>
-      <w:r>
-        <w:rPr>
-          <w:b/>
-        </w:rPr>
-        <w:t>Diperiksa</w:t>
-      </w:r>
-      <w:proofErr w:type="spellEnd"/>
-      <w:r>
-        <w:rPr>
-          <w:b/>
-        </w:rPr>
-        <w:t xml:space="preserve"> dan </w:t>
-      </w:r>
-      <w:proofErr w:type="spellStart"/>
-      <w:r>
-        <w:rPr>
-          <w:b/>
-        </w:rPr>
-        <w:t>disetujui</w:t>
-      </w:r>
-      <w:proofErr w:type="spellEnd"/>
-      <w:r>
-        <w:rPr>
-          <w:b/>
-        </w:rPr>
-        <w:t xml:space="preserve"> oleh: </w:t>
-      </w:r>
-    </w:p>
-    <w:p>
-      <w:pPr>
-        <w:spacing w:after="0" w:line="360" w:lineRule="auto"/>
-        <w:ind w:left="0" w:right="445"/>
-        <w:jc w:val="center"/>
-        <w:rPr>
-          <w:b/>
-        </w:rPr>
-      </w:pPr>
-      <w:proofErr w:type="spellStart"/>
-      <w:r>
-        <w:rPr>
-          <w:b/>
-        </w:rPr>
-        <w:t>Pembimbing</w:t>
-      </w:r>
-      <w:proofErr w:type="spellEnd"/>
-      <w:r>
-        <w:rPr>
-          <w:b/>
-        </w:rPr>
-        <w:t xml:space="preserve"> </w:t>
-      </w:r>
-    </w:p>
-    <w:p>
-      <w:pPr>
-        <w:spacing w:after="0" w:line="360" w:lineRule="auto"/>
-        <w:ind w:left="0" w:right="0" w:firstLine="0"/>
-      </w:pPr>
-      <w:r>
-        <w:rPr>
-          <w:b/>
-        </w:rPr>
-        <w:t xml:space="preserve"> </w:t>
-      </w:r>
-    </w:p>
-    <w:p>
-      <w:pPr>
-        <w:spacing w:after="0" w:line="360" w:lineRule="auto"/>
-        <w:ind w:left="0" w:right="0" w:firstLine="0"/>
-        <w:jc w:val="center"/>
-      </w:pPr>
-      <w:r>
-        <w:rPr>
-          <w:b/>
-        </w:rPr>
-        <w:t xml:space="preserve"> </w:t>
-      </w:r>
-    </w:p>
-    <w:p>
-      <w:pPr>
-        <w:spacing w:after="0" w:line="360" w:lineRule="auto"/>
-        <w:ind w:left="0" w:right="448"/>
-        <w:jc w:val="center"/>
-        <w:rPr>
-          <w:b/>
-        </w:rPr>
-      </w:pPr>
-      <w:r>
-        <w:rPr>
-          <w:b/>
-        </w:rPr>
-        <w:t>Arianda Septian, S.Kom.</w:t>
-      </w:r>
-    </w:p>
-    <w:p>
-      <w:pPr>
-        <w:spacing w:after="0" w:line="360" w:lineRule="auto"/>
-        <w:ind w:left="0" w:right="448"/>
-        <w:jc w:val="center"/>
-      </w:pPr>
-      <w:r>
-        <w:rPr>
-          <w:b/>
-        </w:rPr>
-        <w:t xml:space="preserve"> </w:t>
-      </w:r>
-    </w:p>
-    <w:p>
-      <w:pPr>
-        <w:spacing w:after="0" w:line="360" w:lineRule="auto"/>
-        <w:ind w:left="0" w:right="457" w:firstLine="0"/>
-        <w:jc w:val="center"/>
-        <w:rPr>
-          <w:b/>
-        </w:rPr>
-      </w:pPr>
-    </w:p>
-    <w:p>
-      <w:pPr>
-        <w:spacing w:after="0" w:line="360" w:lineRule="auto"/>
-        <w:ind w:left="0" w:right="457" w:firstLine="0"/>
-        <w:jc w:val="center"/>
-      </w:pPr>
-      <w:proofErr w:type="spellStart"/>
-      <w:r>
-        <w:rPr>
-          <w:b/>
-        </w:rPr>
-        <w:t>Disahkan</w:t>
-      </w:r>
-      <w:proofErr w:type="spellEnd"/>
-      <w:r>
-        <w:rPr>
-          <w:b/>
-        </w:rPr>
-        <w:t xml:space="preserve"> oleh: </w:t>
-      </w:r>
-    </w:p>
-    <w:p>
-      <w:pPr>
-        <w:spacing w:after="0" w:line="360" w:lineRule="auto"/>
-        <w:ind w:left="0" w:right="447"/>
-        <w:jc w:val="center"/>
-        <w:rPr>
-          <w:b/>
-        </w:rPr>
-      </w:pPr>
-      <w:proofErr w:type="spellStart"/>
-      <w:r>
-        <w:rPr>
-          <w:b/>
-        </w:rPr>
-        <w:t>Kepala</w:t>
-      </w:r>
-      <w:proofErr w:type="spellEnd"/>
-      <w:r>
-        <w:rPr>
-          <w:b/>
-        </w:rPr>
-        <w:t xml:space="preserve"> Program PPLG-RPL </w:t>
-      </w:r>
-    </w:p>
-    <w:p>
-      <w:pPr>
-        <w:spacing w:after="0" w:line="360" w:lineRule="auto"/>
-        <w:ind w:left="0" w:right="0" w:firstLine="0"/>
-      </w:pPr>
-      <w:r>
-        <w:rPr>
-          <w:b/>
-        </w:rPr>
-        <w:t xml:space="preserve"> </w:t>
-      </w:r>
-    </w:p>
-    <w:p>
-      <w:pPr>
-        <w:spacing w:after="0" w:line="360" w:lineRule="auto"/>
-        <w:ind w:left="0" w:right="0" w:firstLine="0"/>
-        <w:jc w:val="center"/>
-      </w:pPr>
-      <w:r>
-        <w:rPr>
-          <w:b/>
-        </w:rPr>
-        <w:t xml:space="preserve"> </w:t>
-      </w:r>
-    </w:p>
-    <w:p>
-      <w:pPr>
-        <w:spacing w:after="0" w:line="360" w:lineRule="auto"/>
-        <w:ind w:left="0" w:right="448" w:firstLine="0"/>
-        <w:jc w:val="center"/>
-        <w:rPr>
-          <w:b/>
-        </w:rPr>
-      </w:pPr>
-    </w:p>
-    <w:p>
-      <w:pPr>
-        <w:spacing w:after="0" w:line="360" w:lineRule="auto"/>
-        <w:ind w:left="0" w:right="448" w:firstLine="0"/>
-        <w:jc w:val="center"/>
-        <w:rPr>
-          <w:b/>
-        </w:rPr>
-      </w:pPr>
-      <w:r>
-        <w:rPr>
-          <w:b/>
-        </w:rPr>
-        <w:t xml:space="preserve">Raden Rista Wulansari, S.T., Gr.</w:t>
-      </w:r>
-    </w:p>
-    <w:p>
-      <w:pPr>
-        <w:spacing w:after="0" w:line="360" w:lineRule="auto"/>
-        <w:ind w:left="0" w:right="448" w:firstLine="0"/>
-        <w:jc w:val="center"/>
-      </w:pPr>
-    </w:p>
-    <w:p>
-      <w:pPr>
-        <w:spacing w:after="0" w:line="360" w:lineRule="auto"/>
-        <w:ind w:left="0" w:right="0" w:firstLine="0"/>
-        <w:jc w:val="center"/>
-      </w:pPr>
-      <w:r>
-        <w:rPr>
-          <w:b/>
-        </w:rPr>
-        <w:t xml:space="preserve"> </w:t>
-      </w:r>
-    </w:p>
-    <w:p>
-      <w:pPr>
-        <w:spacing w:after="0" w:line="360" w:lineRule="auto"/>
-        <w:ind w:left="0" w:right="441" w:firstLine="0"/>
-        <w:jc w:val="center"/>
-        <w:rPr>
-          <w:b/>
-        </w:rPr>
-      </w:pPr>
-    </w:p>
-    <w:p>
-      <w:pPr>
-        <w:spacing w:after="0" w:line="360" w:lineRule="auto"/>
-        <w:ind w:left="0" w:right="441" w:firstLine="0"/>
-        <w:jc w:val="center"/>
-      </w:pPr>
-      <w:proofErr w:type="spellStart"/>
-      <w:r>
-        <w:rPr>
-          <w:b/>
-        </w:rPr>
-        <w:t>Mengetahui</w:t>
-      </w:r>
-      <w:proofErr w:type="spellEnd"/>
-      <w:r>
-        <w:rPr>
-          <w:b/>
-        </w:rPr>
-        <w:t xml:space="preserve"> </w:t>
-      </w:r>
-    </w:p>
-    <w:p>
-      <w:pPr>
-        <w:spacing w:after="0" w:line="360" w:lineRule="auto"/>
-        <w:ind w:left="0" w:right="447" w:firstLine="0"/>
-        <w:rPr>
-          <w:b/>
-        </w:rPr>
-      </w:pPr>
-      <w:r>
-        <w:rPr>
-          <w:b/>
-        </w:rPr>
-        <w:t xml:space="preserve">                                    </w:t>
-      </w:r>
-      <w:proofErr w:type="spellStart"/>
-      <w:r>
-        <w:rPr>
-          <w:b/>
-        </w:rPr>
-        <w:t>Kepala</w:t>
-      </w:r>
-      <w:proofErr w:type="spellEnd"/>
-      <w:r>
-        <w:rPr>
-          <w:b/>
-        </w:rPr>
-        <w:t xml:space="preserve"> SMK A</w:t>
-      </w:r>
-      <w:r>
-        <w:rPr>
-          <w:b/>
-        </w:rPr>
-        <w:t xml:space="preserve">di </w:t>
-      </w:r>
-      <w:proofErr w:type="spellStart"/>
-      <w:r>
-        <w:rPr>
-          <w:b/>
-        </w:rPr>
-        <w:t>S</w:t>
-      </w:r>
-      <w:r>
-        <w:rPr>
-          <w:b/>
-        </w:rPr>
-        <w:t>anggoro</w:t>
-      </w:r>
-      <w:proofErr w:type="spellEnd"/>
-    </w:p>
-    <w:p>
-      <w:pPr>
-        <w:spacing w:after="0" w:line="360" w:lineRule="auto"/>
-        <w:ind w:left="0" w:right="447" w:firstLine="0"/>
-        <w:jc w:val="center"/>
-        <w:rPr>
-          <w:b/>
-        </w:rPr>
-      </w:pPr>
-    </w:p>
-    <w:p>
-      <w:pPr>
-        <w:spacing w:after="0" w:line="360" w:lineRule="auto"/>
-        <w:ind w:left="0" w:right="447" w:firstLine="0"/>
-        <w:jc w:val="center"/>
-      </w:pPr>
-    </w:p>
-    <w:p>
-      <w:pPr>
-        <w:spacing w:after="0" w:line="360" w:lineRule="auto"/>
-        <w:ind w:left="0" w:right="0" w:firstLine="0"/>
-        <w:jc w:val="center"/>
-      </w:pPr>
-      <w:r>
-        <w:rPr>
-          <w:b/>
-        </w:rPr>
-        <w:t xml:space="preserve"> </w:t>
-      </w:r>
-    </w:p>
-    <w:p>
-      <w:pPr>
-        <w:spacing w:after="0" w:line="360" w:lineRule="auto"/>
-        <w:ind w:left="0" w:right="0" w:firstLine="0"/>
-      </w:pPr>
-      <w:r>
-        <w:rPr>
-          <w:b/>
-        </w:rPr>
-        <w:t xml:space="preserve">                                    </w:t>
-      </w:r>
-      <w:r>
-        <w:rPr>
-          <w:b/>
-        </w:rPr>
-        <w:t xml:space="preserve">Ade Reza Haryanto, S.T., Gr.</w:t>
-      </w:r>
-      <w:r>
-        <w:rPr>
-          <w:b/>
-        </w:rPr>
-        <w:t xml:space="preserve"> </w:t>
-      </w:r>
-    </w:p>
-    <w:p>
-      <w:pPr>
-        <w:pStyle w:val="Heading1"/>
-        <w:spacing w:after="0" w:line="360" w:lineRule="auto"/>
-        <w:ind w:left="0" w:firstLine="0"/>
-        <w:rPr>
-          <w:b/>
-          <w:bCs/>
-          <w:sz w:val="28"/>
-          <w:szCs w:val="28"/>
-        </w:rPr>
-      </w:pPr>
-      <w:bookmarkStart w:id="8" w:name="_Toc232978491"/>
-      <w:r>
-        <w:rPr>
-          <w:b/>
-          <w:bCs/>
-          <w:color w:val="000000" w:themeColor="text1"/>
-          <w:sz w:val="28"/>
-          <w:szCs w:val="28"/>
-        </w:rPr>
-        <w:lastRenderedPageBreak/>
         <w:t>ABSTRAK</w:t>
+        <w:color w:val="000000"/>
+        <w:b/>
+        <w:bCs/>
       </w:r>
       <w:bookmarkEnd w:id="8"/>
     </w:p>
@@ -4164,6 +4184,17 @@
         <w:pStyle w:val="Heading1"/>
         <w:spacing w:after="0" w:line="360" w:lineRule="auto"/>
         <w:rPr>
+          <w:b w:val="1"/>
+          <w:bCs w:val="1"/>
+          <w:i/>
+          <w:color w:val="000000"/>
+          <w:sz w:val="28"/>
+          <w:szCs w:val="28"/>
+        </w:rPr>
+      </w:pPr>
+      <w:bookmarkStart w:id="9" w:name="_Toc232978492"/>
+      <w:r>
+        <w:rPr>
           <w:b/>
           <w:bCs/>
           <w:i/>
@@ -4171,8 +4202,227 @@
           <w:sz w:val="28"/>
           <w:szCs w:val="28"/>
         </w:rPr>
-      </w:pPr>
-      <w:bookmarkStart w:id="9" w:name="_Toc232978492"/>
+        <w:t>ABSTRACT</w:t>
+        <w:color w:val="000000"/>
+        <w:b/>
+        <w:bCs/>
+      </w:r>
+      <w:bookmarkEnd w:id="9"/>
+    </w:p>
+    <w:p>
+      <w:pPr>
+        <w:spacing w:after="0" w:line="360" w:lineRule="auto"/>
+        <w:ind w:left="477" w:right="11"/>
+        <w:jc w:val="center"/>
+      </w:pPr>
+      <w:r>
+        <w:rPr>
+          <w:b/>
+          <w:i/>
+          <w:sz w:val="28"/>
+        </w:rPr>
+        <w:t>SHOOTING BLOCK GAME USING CONSTRUCT 3</w:t>
+      </w:r>
+    </w:p>
+    <w:p>
+      <w:pPr>
+        <w:pStyle w:val="NoSpacing"/>
+        <w:spacing w:line="360" w:lineRule="auto"/>
+        <w:jc w:val="center"/>
+        <w:rPr>
+          <w:b/>
+          <w:bCs/>
+        </w:rPr>
+      </w:pPr>
+      <w:r>
+        <w:rPr>
+          <w:b/>
+          <w:i/>
+          <w:sz w:val="28"/>
+        </w:rPr>
+        <w:t>BY</w:t>
+      </w:r>
+    </w:p>
+    <w:p>
+      <w:pPr>
+        <w:pStyle w:val="NoSpacing"/>
+        <w:spacing w:line="360" w:lineRule="auto"/>
+        <w:jc w:val="center"/>
+        <w:rPr>
+          <w:b/>
+          <w:bCs/>
+        </w:rPr>
+      </w:pPr>
+      <w:r>
+        <w:rPr>
+          <w:b/>
+          <w:bCs/>
+        </w:rPr>
+        <w:t>FAIRUZ ALDIANSYAH PRABOWO</w:t>
+      </w:r>
+    </w:p>
+    <w:p>
+      <w:pPr>
+        <w:spacing w:after="0" w:line="360" w:lineRule="auto"/>
+        <w:jc w:val="center"/>
+        <w:rPr>
+          <w:b/>
+          <w:bCs/>
+        </w:rPr>
+      </w:pPr>
+      <w:r>
+        <w:rPr>
+          <w:b/>
+          <w:bCs/>
+        </w:rPr>
+        <w:t>10243798</w:t>
+      </w:r>
+      <w:r>
+        <w:rPr>
+          <w:b/>
+          <w:bCs/>
+        </w:rPr>
+        <w:t>/</w:t>
+      </w:r>
+      <w:r>
+        <w:rPr>
+          <w:b/>
+          <w:bCs/>
+        </w:rPr>
+        <w:t>0092000560</w:t>
+      </w:r>
+    </w:p>
+    <w:p>
+      <w:pPr>
+        <w:pStyle w:val="NoSpacing"/>
+        <w:jc w:val="center"/>
+        <w:rPr>
+          <w:b/>
+          <w:bCs/>
+        </w:rPr>
+      </w:pPr>
+    </w:p>
+    <w:p>
+      <w:pPr>
+        <w:spacing w:line="360" w:lineRule="auto"/>
+        <w:ind w:left="0" w:right="90" w:firstLine="720"/>
+      </w:pPr>
+      <w:r>
+        <w:t xml:space="preserve">The </w:t>
+      </w:r>
+      <w:r>
+        <w:rPr>
+          <w:i/>
+        </w:rPr>
+        <w:t xml:space="preserve">rapid development of digital technology has increased the need for creative and interactive software and game development. This project work aims to design and develop a simple game titled Shooting Block Game using the Construct 3 software. This project is related to the competencies in the Software and Game Development (PPLG) major which emphasizes the ability to design, develop, and implement software-based applications. </w:t>
+      </w:r>
+    </w:p>
+    <w:p>
+      <w:pPr>
+        <w:spacing w:line="360" w:lineRule="auto"/>
+        <w:ind w:left="0" w:right="90" w:firstLine="720"/>
+      </w:pPr>
+      <w:r>
+        <w:rPr>
+          <w:i/>
+        </w:rPr>
+        <w:t xml:space="preserve">The Shooting Block Game is a 2D web-based arcade game adopting the classic brick breaker mechanics, where players control a paddle to bounce a ball and destroy obstacle blocks to achieve the highest score. The game development follows the Software Development Life Cycle (SDLC) framework, including concept and layout design, visual asset preparation in Canva, gameplay logic implementation using Construct 3 Event Sheets, and functional Black Box Testing. Core development aspects include horizontal paddle control, ball rebound physics, collision detection, two-hit brick durability system, and pause menu management. </w:t>
+      </w:r>
+    </w:p>
+    <w:p>
+      <w:pPr>
+        <w:spacing w:after="0" w:line="360" w:lineRule="auto"/>
+        <w:ind w:left="0" w:right="90" w:firstLine="720"/>
+      </w:pPr>
+      <w:r>
+        <w:rPr>
+          <w:i/>
+        </w:rPr>
+        <w:t xml:space="preserve">The results of this project work show that Construct 3 can be used as an effective tool to create simple games with an interface that is easy to understand, making it suitable as a learning medium for students in the Software and Game Development (PPLG) major in understanding the fundamentals of game development. In addition, this project also trains programming logic skills, game design, and problem-solving abilities in the process of developing interactive software. </w:t>
+      </w:r>
+    </w:p>
+    <w:p>
+      <w:pPr>
+        <w:spacing w:after="0" w:line="360" w:lineRule="auto"/>
+        <w:ind w:left="0" w:right="90"/>
+      </w:pPr>
+      <w:r>
+        <w:rPr>
+          <w:b/>
+          <w:i/>
+        </w:rPr>
+        <w:t>Keywords</w:t>
+      </w:r>
+      <w:r>
+        <w:rPr>
+          <w:i/>
+        </w:rPr>
+        <w:t xml:space="preserve">: 2D Game, Shooting Block, Construct 3, Game  Development, PPLG. </w:t>
+      </w:r>
+    </w:p>
+    <w:p>
+      <w:pPr>
+        <w:spacing w:after="270" w:line="265" w:lineRule="auto"/>
+        <w:ind w:left="1364" w:right="0"/>
+        <w:jc w:val="left"/>
+        <w:rPr>
+          <w:b/>
+        </w:rPr>
+      </w:pPr>
+    </w:p>
+    <w:p>
+      <w:pPr>
+        <w:spacing w:after="270" w:line="265" w:lineRule="auto"/>
+        <w:ind w:left="1364" w:right="0"/>
+        <w:jc w:val="left"/>
+        <w:rPr>
+          <w:b/>
+        </w:rPr>
+      </w:pPr>
+      <w:r>
+        <w:rPr>
+          <w:b/>
+        </w:rPr>
+        <w:t xml:space="preserve"> </w:t>
+      </w:r>
+    </w:p>
+    <w:p>
+      <w:pPr>
+        <w:spacing w:after="270" w:line="265" w:lineRule="auto"/>
+        <w:ind w:left="1364" w:right="0"/>
+        <w:jc w:val="left"/>
+        <w:rPr>
+          <w:b/>
+          <w:sz w:val="28"/>
+        </w:rPr>
+      </w:pPr>
+    </w:p>
+    <w:p>
+      <w:pPr>
+        <w:pStyle w:val="Heading1"/>
+        <w:rPr>
+          <w:b w:val="1"/>
+          <w:bCs w:val="1"/>
+          <w:color w:val="000000"/>
+          <w:sz w:val="28"/>
+          <w:szCs w:val="28"/>
+        </w:rPr>
+      </w:pPr>
+      <w:bookmarkStart w:id="12" w:name="_Toc232978495"/>
+      <w:r>
+        <w:rPr>
+          <w:b/>
+          <w:bCs/>
+          <w:color w:val="000000" w:themeColor="text1"/>
+          <w:sz w:val="28"/>
+          <w:szCs w:val="28"/>
+        </w:rPr>
+        <w:lastRenderedPageBreak/>
+        <w:t xml:space="preserve">PEDOMAN PENGGUNAAN </w:t>
+        <w:color w:val="000000"/>
+        <w:b/>
+        <w:bCs/>
+      </w:r>
       <w:r>
         <w:rPr>
           <w:b/>
@@ -4182,201 +4432,559 @@
           <w:sz w:val="28"/>
           <w:szCs w:val="28"/>
         </w:rPr>
-        <w:t>ABSTRACT</w:t>
-      </w:r>
-      <w:bookmarkEnd w:id="9"/>
+        <w:t>PROJECT WORK</w:t>
+        <w:color w:val="000000"/>
+        <w:b/>
+        <w:bCs/>
+      </w:r>
+      <w:bookmarkEnd w:id="12"/>
+    </w:p>
+    <w:p>
+      <w:pPr>
+        <w:spacing w:after="156" w:line="363" w:lineRule="auto"/>
+        <w:ind w:left="-15" w:right="51" w:firstLine="720"/>
+        <w:rPr>
+          <w:i/>
+        </w:rPr>
+      </w:pPr>
     </w:p>
     <w:p>
       <w:pPr>
         <w:spacing w:after="0" w:line="360" w:lineRule="auto"/>
-        <w:ind w:left="477" w:right="11"/>
-        <w:jc w:val="center"/>
-      </w:pPr>
+        <w:ind w:left="0" w:right="0" w:firstLine="0"/>
+      </w:pPr>
+      <w:r>
+        <w:rPr>
+          <w:i/>
+        </w:rPr>
+        <w:t xml:space="preserve">Project Work </w:t>
+      </w:r>
+      <w:proofErr w:type="spellStart"/>
+      <w:r>
+        <w:t>ini</w:t>
+      </w:r>
+      <w:proofErr w:type="spellEnd"/>
+      <w:r>
+        <w:t xml:space="preserve"> </w:t>
+      </w:r>
+      <w:proofErr w:type="spellStart"/>
+      <w:r>
+        <w:t>tidak</w:t>
+      </w:r>
+      <w:proofErr w:type="spellEnd"/>
+      <w:r>
+        <w:t xml:space="preserve"> </w:t>
+      </w:r>
+      <w:proofErr w:type="spellStart"/>
+      <w:r>
+        <w:t>dipublikasikan</w:t>
+      </w:r>
+      <w:proofErr w:type="spellEnd"/>
+      <w:r>
+        <w:t xml:space="preserve">, </w:t>
+      </w:r>
+      <w:proofErr w:type="spellStart"/>
+      <w:r>
+        <w:t>terdaftar</w:t>
+      </w:r>
+      <w:proofErr w:type="spellEnd"/>
+      <w:r>
+        <w:t xml:space="preserve"> dan </w:t>
+      </w:r>
+      <w:proofErr w:type="spellStart"/>
+      <w:r>
+        <w:t>tersedia</w:t>
+      </w:r>
+      <w:proofErr w:type="spellEnd"/>
+      <w:r>
+        <w:t xml:space="preserve"> di SMK Adi </w:t>
+      </w:r>
+      <w:proofErr w:type="spellStart"/>
+      <w:r>
+        <w:t>Sanggoro</w:t>
+      </w:r>
+      <w:proofErr w:type="spellEnd"/>
+      <w:r>
+        <w:t xml:space="preserve">, </w:t>
+      </w:r>
+      <w:proofErr w:type="spellStart"/>
+      <w:r>
+        <w:t>untuk</w:t>
+      </w:r>
+      <w:proofErr w:type="spellEnd"/>
+      <w:r>
+        <w:t xml:space="preserve"> Program </w:t>
+      </w:r>
+      <w:proofErr w:type="spellStart"/>
+      <w:r>
+        <w:t>Keahlian</w:t>
+      </w:r>
+      <w:proofErr w:type="spellEnd"/>
+      <w:r>
+        <w:t xml:space="preserve"> </w:t>
+      </w:r>
+      <w:proofErr w:type="spellStart"/>
+      <w:r>
+        <w:t>Pengembangan</w:t>
+      </w:r>
+      <w:proofErr w:type="spellEnd"/>
+      <w:r>
+        <w:t xml:space="preserve"> </w:t>
+      </w:r>
+      <w:proofErr w:type="spellStart"/>
+      <w:r>
+        <w:t>Perangkat</w:t>
+      </w:r>
+      <w:proofErr w:type="spellEnd"/>
+      <w:r>
+        <w:t xml:space="preserve"> Lunak dan Gim (PPLG), </w:t>
+      </w:r>
+      <w:proofErr w:type="spellStart"/>
+      <w:r>
+        <w:t>Konsentrasi</w:t>
+      </w:r>
+      <w:proofErr w:type="spellEnd"/>
+      <w:r>
+        <w:t xml:space="preserve"> </w:t>
+      </w:r>
+      <w:proofErr w:type="spellStart"/>
+      <w:r>
+        <w:t>Keahlian</w:t>
+      </w:r>
+      <w:proofErr w:type="spellEnd"/>
+      <w:r>
+        <w:t xml:space="preserve"> </w:t>
+      </w:r>
+      <w:proofErr w:type="spellStart"/>
+      <w:r>
+        <w:t>Rekayasa</w:t>
+      </w:r>
+      <w:proofErr w:type="spellEnd"/>
+      <w:r>
+        <w:t xml:space="preserve"> </w:t>
+      </w:r>
+      <w:proofErr w:type="spellStart"/>
+      <w:r>
+        <w:t>Perangkat</w:t>
+      </w:r>
+      <w:proofErr w:type="spellEnd"/>
+      <w:r>
+        <w:t xml:space="preserve"> Lunak (RPL), </w:t>
+      </w:r>
+      <w:proofErr w:type="spellStart"/>
+      <w:r>
+        <w:t>terbuka</w:t>
+      </w:r>
+      <w:proofErr w:type="spellEnd"/>
+      <w:r>
+        <w:t xml:space="preserve"> </w:t>
+      </w:r>
+      <w:proofErr w:type="spellStart"/>
+      <w:r>
+        <w:t>untuk</w:t>
+      </w:r>
+      <w:proofErr w:type="spellEnd"/>
+      <w:r>
+        <w:t xml:space="preserve"> </w:t>
+      </w:r>
+      <w:proofErr w:type="spellStart"/>
+      <w:r>
+        <w:t>umum</w:t>
+      </w:r>
+      <w:proofErr w:type="spellEnd"/>
+      <w:r>
+        <w:t xml:space="preserve"> </w:t>
+      </w:r>
+      <w:proofErr w:type="spellStart"/>
+      <w:r>
+        <w:t>dengan</w:t>
+      </w:r>
+      <w:proofErr w:type="spellEnd"/>
+      <w:r>
+        <w:t xml:space="preserve"> </w:t>
+      </w:r>
+      <w:proofErr w:type="spellStart"/>
+      <w:r>
+        <w:t>ketentuan</w:t>
+      </w:r>
+      <w:proofErr w:type="spellEnd"/>
+      <w:r>
+        <w:t xml:space="preserve"> </w:t>
+      </w:r>
+      <w:proofErr w:type="spellStart"/>
+      <w:r>
+        <w:t>bahwa</w:t>
+      </w:r>
+      <w:proofErr w:type="spellEnd"/>
+      <w:r>
+        <w:t xml:space="preserve"> </w:t>
+      </w:r>
+      <w:proofErr w:type="spellStart"/>
+      <w:r>
+        <w:t>hak</w:t>
+      </w:r>
+      <w:proofErr w:type="spellEnd"/>
+      <w:r>
+        <w:t xml:space="preserve"> </w:t>
+      </w:r>
+      <w:proofErr w:type="spellStart"/>
+      <w:r>
+        <w:t>cipta</w:t>
+      </w:r>
+      <w:proofErr w:type="spellEnd"/>
+      <w:r>
+        <w:t xml:space="preserve"> pada </w:t>
+      </w:r>
+      <w:proofErr w:type="spellStart"/>
+      <w:r>
+        <w:t>Penulis</w:t>
+      </w:r>
+      <w:proofErr w:type="spellEnd"/>
+      <w:r>
+        <w:t xml:space="preserve"> </w:t>
+      </w:r>
+      <w:proofErr w:type="spellStart"/>
+      <w:r>
+        <w:t>dengan</w:t>
+      </w:r>
+      <w:proofErr w:type="spellEnd"/>
+      <w:r>
+        <w:t xml:space="preserve"> </w:t>
+      </w:r>
+      <w:proofErr w:type="spellStart"/>
+      <w:r>
+        <w:t>mengikuti</w:t>
+      </w:r>
+      <w:proofErr w:type="spellEnd"/>
+      <w:r>
+        <w:t xml:space="preserve"> </w:t>
+      </w:r>
+      <w:proofErr w:type="spellStart"/>
+      <w:r>
+        <w:t>aturan</w:t>
+      </w:r>
+      <w:proofErr w:type="spellEnd"/>
+      <w:r>
+        <w:t xml:space="preserve"> yang </w:t>
+      </w:r>
+      <w:proofErr w:type="spellStart"/>
+      <w:r>
+        <w:t>berlaku</w:t>
+      </w:r>
+      <w:proofErr w:type="spellEnd"/>
+      <w:r>
+        <w:t xml:space="preserve"> di SMK Adi </w:t>
+      </w:r>
+      <w:proofErr w:type="spellStart"/>
+      <w:r>
+        <w:t>Sanggoro</w:t>
+      </w:r>
+      <w:proofErr w:type="spellEnd"/>
+      <w:r>
+        <w:t xml:space="preserve">, </w:t>
+      </w:r>
+      <w:proofErr w:type="spellStart"/>
+      <w:r>
+        <w:t>diperkenankan</w:t>
+      </w:r>
+      <w:proofErr w:type="spellEnd"/>
+      <w:r>
+        <w:t xml:space="preserve"> </w:t>
+      </w:r>
+      <w:proofErr w:type="spellStart"/>
+      <w:r>
+        <w:t>dicatat</w:t>
+      </w:r>
+      <w:proofErr w:type="spellEnd"/>
+      <w:r>
+        <w:t xml:space="preserve">, </w:t>
+      </w:r>
+      <w:proofErr w:type="spellStart"/>
+      <w:r>
+        <w:t>tetapi</w:t>
+      </w:r>
+      <w:proofErr w:type="spellEnd"/>
+      <w:r>
+        <w:t xml:space="preserve"> </w:t>
+      </w:r>
+      <w:proofErr w:type="spellStart"/>
+      <w:r>
+        <w:t>pengutipan</w:t>
+      </w:r>
+      <w:proofErr w:type="spellEnd"/>
+      <w:r>
+        <w:t xml:space="preserve"> </w:t>
+      </w:r>
+      <w:proofErr w:type="spellStart"/>
+      <w:r>
+        <w:t>atau</w:t>
+      </w:r>
+      <w:proofErr w:type="spellEnd"/>
+      <w:r>
+        <w:t xml:space="preserve"> </w:t>
+      </w:r>
+      <w:proofErr w:type="spellStart"/>
+      <w:r>
+        <w:t>peringkasan</w:t>
+      </w:r>
+      <w:proofErr w:type="spellEnd"/>
+      <w:r>
+        <w:t xml:space="preserve"> </w:t>
+      </w:r>
+      <w:proofErr w:type="spellStart"/>
+      <w:r>
+        <w:t>hanya</w:t>
+      </w:r>
+      <w:proofErr w:type="spellEnd"/>
+      <w:r>
+        <w:t xml:space="preserve"> </w:t>
+      </w:r>
+      <w:proofErr w:type="spellStart"/>
+      <w:r>
+        <w:t>dapat</w:t>
+      </w:r>
+      <w:proofErr w:type="spellEnd"/>
+      <w:r>
+        <w:t xml:space="preserve"> </w:t>
+      </w:r>
+      <w:proofErr w:type="spellStart"/>
+      <w:r>
+        <w:t>dilakukan</w:t>
+      </w:r>
+      <w:proofErr w:type="spellEnd"/>
+      <w:r>
+        <w:t xml:space="preserve"> seizin </w:t>
+      </w:r>
+      <w:proofErr w:type="spellStart"/>
+      <w:r>
+        <w:t>Penulis</w:t>
+      </w:r>
+      <w:proofErr w:type="spellEnd"/>
+      <w:r>
+        <w:t xml:space="preserve"> dan </w:t>
+      </w:r>
+      <w:proofErr w:type="spellStart"/>
+      <w:r>
+        <w:t>harus</w:t>
+      </w:r>
+      <w:proofErr w:type="spellEnd"/>
+      <w:r>
+        <w:t xml:space="preserve"> </w:t>
+      </w:r>
+      <w:proofErr w:type="spellStart"/>
+      <w:r>
+        <w:t>disertai</w:t>
+      </w:r>
+      <w:proofErr w:type="spellEnd"/>
+      <w:r>
+        <w:t xml:space="preserve"> </w:t>
+      </w:r>
+      <w:proofErr w:type="spellStart"/>
+      <w:r>
+        <w:t>dengan</w:t>
+      </w:r>
+      <w:proofErr w:type="spellEnd"/>
+      <w:r>
+        <w:t xml:space="preserve"> </w:t>
+      </w:r>
+      <w:proofErr w:type="spellStart"/>
+      <w:r>
+        <w:t>kebiasaan</w:t>
+      </w:r>
+      <w:proofErr w:type="spellEnd"/>
+      <w:r>
+        <w:t xml:space="preserve"> </w:t>
+      </w:r>
+      <w:proofErr w:type="spellStart"/>
+      <w:r>
+        <w:t>ilmiah</w:t>
+      </w:r>
+      <w:proofErr w:type="spellEnd"/>
+      <w:r>
+        <w:t xml:space="preserve"> </w:t>
+      </w:r>
+      <w:proofErr w:type="spellStart"/>
+      <w:r>
+        <w:t>untuk</w:t>
+      </w:r>
+      <w:proofErr w:type="spellEnd"/>
+      <w:r>
+        <w:t xml:space="preserve"> </w:t>
+      </w:r>
+      <w:proofErr w:type="spellStart"/>
+      <w:r>
+        <w:t>menyebutkan</w:t>
+      </w:r>
+      <w:proofErr w:type="spellEnd"/>
+      <w:r>
+        <w:t xml:space="preserve"> </w:t>
+      </w:r>
+      <w:proofErr w:type="spellStart"/>
+      <w:r>
+        <w:t>sumbernya</w:t>
+      </w:r>
+      <w:proofErr w:type="spellEnd"/>
+      <w:r>
+        <w:t xml:space="preserve">. </w:t>
+      </w:r>
+      <w:proofErr w:type="spellStart"/>
+      <w:r>
+        <w:t>Memperbanyak</w:t>
+      </w:r>
+      <w:proofErr w:type="spellEnd"/>
+      <w:r>
+        <w:t xml:space="preserve"> </w:t>
+      </w:r>
+      <w:proofErr w:type="spellStart"/>
+      <w:r>
+        <w:t>atau</w:t>
+      </w:r>
+      <w:proofErr w:type="spellEnd"/>
+      <w:r>
+        <w:t xml:space="preserve"> </w:t>
+      </w:r>
+      <w:proofErr w:type="spellStart"/>
+      <w:r>
+        <w:t>menerbitkan</w:t>
+      </w:r>
+      <w:proofErr w:type="spellEnd"/>
+      <w:r>
+        <w:t xml:space="preserve"> </w:t>
+      </w:r>
+      <w:proofErr w:type="spellStart"/>
+      <w:r>
+        <w:t>sebagian</w:t>
+      </w:r>
+      <w:proofErr w:type="spellEnd"/>
+      <w:r>
+        <w:t xml:space="preserve"> </w:t>
+      </w:r>
+      <w:proofErr w:type="spellStart"/>
+      <w:r>
+        <w:t>atau</w:t>
+      </w:r>
+      <w:proofErr w:type="spellEnd"/>
+      <w:r>
+        <w:t xml:space="preserve"> </w:t>
+      </w:r>
+      <w:proofErr w:type="spellStart"/>
+      <w:r>
+        <w:t>seluruh</w:t>
+      </w:r>
+      <w:proofErr w:type="spellEnd"/>
+      <w:r>
+        <w:t xml:space="preserve"> </w:t>
+      </w:r>
+      <w:r>
+        <w:rPr>
+          <w:i/>
+        </w:rPr>
+        <w:t>Project Work</w:t>
+      </w:r>
+      <w:r>
+        <w:t xml:space="preserve"> </w:t>
+      </w:r>
+      <w:proofErr w:type="spellStart"/>
+      <w:r>
+        <w:t>haruslah</w:t>
+      </w:r>
+      <w:proofErr w:type="spellEnd"/>
+      <w:r>
+        <w:t xml:space="preserve"> seizin </w:t>
+      </w:r>
+      <w:proofErr w:type="spellStart"/>
+      <w:r>
+        <w:t>Kepala</w:t>
+      </w:r>
+      <w:proofErr w:type="spellEnd"/>
+      <w:r>
+        <w:t xml:space="preserve"> Program PPLG – RPL SMK Adi </w:t>
+      </w:r>
+      <w:proofErr w:type="spellStart"/>
+      <w:r>
+        <w:t>Sanggoro</w:t>
+      </w:r>
+      <w:proofErr w:type="spellEnd"/>
+      <w:r>
+        <w:t xml:space="preserve">, </w:t>
+      </w:r>
+      <w:proofErr w:type="spellStart"/>
+      <w:r>
+        <w:t>dengan</w:t>
+      </w:r>
+      <w:proofErr w:type="spellEnd"/>
+      <w:r>
+        <w:t xml:space="preserve"> </w:t>
+      </w:r>
+      <w:proofErr w:type="spellStart"/>
+      <w:r>
+        <w:t>mengetahui</w:t>
+      </w:r>
+      <w:proofErr w:type="spellEnd"/>
+      <w:r>
+        <w:t xml:space="preserve"> </w:t>
+      </w:r>
+      <w:proofErr w:type="spellStart"/>
+      <w:r>
+        <w:t>Kepala</w:t>
+      </w:r>
+      <w:proofErr w:type="spellEnd"/>
+      <w:r>
+        <w:t xml:space="preserve"> SMK Adi </w:t>
+      </w:r>
+      <w:proofErr w:type="spellStart"/>
+      <w:r>
+        <w:t>Sanggoro</w:t>
+      </w:r>
+      <w:proofErr w:type="spellEnd"/>
+      <w:r>
+        <w:t xml:space="preserve">. </w:t>
+      </w:r>
       <w:r>
         <w:rPr>
           <w:b/>
-          <w:i/>
+        </w:rPr>
+        <w:t xml:space="preserve"> </w:t>
+      </w:r>
+    </w:p>
+    <w:p>
+      <w:pPr>
+        <w:spacing w:after="0" w:line="259" w:lineRule="auto"/>
+        <w:ind w:left="0" w:right="0" w:firstLine="0"/>
+        <w:jc w:val="left"/>
+      </w:pPr>
+      <w:r>
+        <w:rPr>
+          <w:b/>
+        </w:rPr>
+        <w:t xml:space="preserve"> </w:t>
+      </w:r>
+      <w:r>
+        <w:rPr>
+          <w:b/>
+        </w:rPr>
+        <w:tab/>
+        <w:t xml:space="preserve"> </w:t>
+      </w:r>
+      <w:r>
+        <w:br w:type="page"/>
+      </w:r>
+    </w:p>
+    <w:p>
+      <w:pPr>
+        <w:pStyle w:val="Heading1"/>
+        <w:spacing w:line="360" w:lineRule="auto"/>
+        <w:ind w:left="0" w:firstLine="0"/>
+        <w:rPr>
+          <w:b w:val="1"/>
+          <w:bCs w:val="1"/>
+          <w:color w:val="000000"/>
           <w:sz w:val="28"/>
-        </w:rPr>
-        <w:t>SHOOTING BLOCK GAME USING CONSTRUCT 3</w:t>
-      </w:r>
-    </w:p>
-    <w:p>
-      <w:pPr>
-        <w:pStyle w:val="NoSpacing"/>
-        <w:spacing w:line="360" w:lineRule="auto"/>
-        <w:jc w:val="center"/>
-        <w:rPr>
-          <w:b/>
-          <w:bCs/>
-        </w:rPr>
-      </w:pPr>
-      <w:r>
-        <w:rPr>
-          <w:b/>
-          <w:i/>
-          <w:sz w:val="28"/>
-        </w:rPr>
-        <w:t>BY</w:t>
-      </w:r>
-    </w:p>
-    <w:p>
-      <w:pPr>
-        <w:pStyle w:val="NoSpacing"/>
-        <w:spacing w:line="360" w:lineRule="auto"/>
-        <w:jc w:val="center"/>
-        <w:rPr>
-          <w:b/>
-          <w:bCs/>
-        </w:rPr>
-      </w:pPr>
-      <w:r>
-        <w:rPr>
-          <w:b/>
-          <w:bCs/>
-        </w:rPr>
-        <w:t>FAIRUZ ALDIANSYAH PRABOWO</w:t>
-      </w:r>
-    </w:p>
-    <w:p>
-      <w:pPr>
-        <w:spacing w:after="0" w:line="360" w:lineRule="auto"/>
-        <w:jc w:val="center"/>
-        <w:rPr>
-          <w:b/>
-          <w:bCs/>
-        </w:rPr>
-      </w:pPr>
-      <w:r>
-        <w:rPr>
-          <w:b/>
-          <w:bCs/>
-        </w:rPr>
-        <w:t>10243798</w:t>
-      </w:r>
-      <w:r>
-        <w:rPr>
-          <w:b/>
-          <w:bCs/>
-        </w:rPr>
-        <w:t>/</w:t>
-      </w:r>
-      <w:r>
-        <w:rPr>
-          <w:b/>
-          <w:bCs/>
-        </w:rPr>
-        <w:t>0092000560</w:t>
-      </w:r>
-    </w:p>
-    <w:p>
-      <w:pPr>
-        <w:pStyle w:val="NoSpacing"/>
-        <w:jc w:val="center"/>
-        <w:rPr>
-          <w:b/>
-          <w:bCs/>
-        </w:rPr>
-      </w:pPr>
-    </w:p>
-    <w:p>
-      <w:pPr>
-        <w:spacing w:line="360" w:lineRule="auto"/>
-        <w:ind w:left="0" w:right="90" w:firstLine="720"/>
-      </w:pPr>
-      <w:r>
-        <w:t xml:space="preserve">The </w:t>
-      </w:r>
-      <w:r>
-        <w:rPr>
-          <w:i/>
-        </w:rPr>
-        <w:t xml:space="preserve">rapid development of digital technology has increased the need for creative and interactive software and game development. This project work aims to design and develop a simple game titled Shooting Block Game using the Construct 3 software. This project is related to the competencies in the Software and Game Development (PPLG) major which emphasizes the ability to design, develop, and implement software-based applications. </w:t>
-      </w:r>
-    </w:p>
-    <w:p>
-      <w:pPr>
-        <w:spacing w:line="360" w:lineRule="auto"/>
-        <w:ind w:left="0" w:right="90" w:firstLine="720"/>
-      </w:pPr>
-      <w:r>
-        <w:rPr>
-          <w:i/>
-        </w:rPr>
-        <w:t xml:space="preserve">The Shooting Block Game is a 2D web-based arcade game adopting the classic brick breaker mechanics, where players control a paddle to bounce a ball and destroy obstacle blocks to achieve the highest score. The game development follows the Software Development Life Cycle (SDLC) framework, including concept and layout design, visual asset preparation in Canva, gameplay logic implementation using Construct 3 Event Sheets, and functional Black Box Testing. Core development aspects include horizontal paddle control, ball rebound physics, collision detection, two-hit brick durability system, and pause menu management. </w:t>
-      </w:r>
-    </w:p>
-    <w:p>
-      <w:pPr>
-        <w:spacing w:after="0" w:line="360" w:lineRule="auto"/>
-        <w:ind w:left="0" w:right="90" w:firstLine="720"/>
-      </w:pPr>
-      <w:r>
-        <w:rPr>
-          <w:i/>
-        </w:rPr>
-        <w:t xml:space="preserve">The results of this project work show that Construct 3 can be used as an effective tool to create simple games with an interface that is easy to understand, making it suitable as a learning medium for students in the Software and Game Development (PPLG) major in understanding the fundamentals of game development. In addition, this project also trains programming logic skills, game design, and problem-solving abilities in the process of developing interactive software. </w:t>
-      </w:r>
-    </w:p>
-    <w:p>
-      <w:pPr>
-        <w:spacing w:after="0" w:line="360" w:lineRule="auto"/>
-        <w:ind w:left="0" w:right="90"/>
-      </w:pPr>
-      <w:r>
-        <w:rPr>
-          <w:b/>
-          <w:i/>
-        </w:rPr>
-        <w:t>Keywords</w:t>
-      </w:r>
-      <w:r>
-        <w:rPr>
-          <w:i/>
-        </w:rPr>
-        <w:t xml:space="preserve">: 2D Game, Shooting Block, Construct 3, Game  Development, PPLG. </w:t>
-      </w:r>
-    </w:p>
-    <w:p>
-      <w:pPr>
-        <w:spacing w:after="270" w:line="265" w:lineRule="auto"/>
-        <w:ind w:left="1364" w:right="0"/>
-        <w:jc w:val="left"/>
-        <w:rPr>
-          <w:b/>
-        </w:rPr>
-      </w:pPr>
-    </w:p>
-    <w:p>
-      <w:pPr>
-        <w:spacing w:after="270" w:line="265" w:lineRule="auto"/>
-        <w:ind w:left="1364" w:right="0"/>
-        <w:jc w:val="left"/>
-        <w:rPr>
-          <w:b/>
-        </w:rPr>
-      </w:pPr>
-      <w:r>
-        <w:rPr>
-          <w:b/>
-        </w:rPr>
-        <w:t xml:space="preserve"> </w:t>
-      </w:r>
-    </w:p>
-    <w:p>
-      <w:pPr>
-        <w:spacing w:after="270" w:line="265" w:lineRule="auto"/>
-        <w:ind w:left="1364" w:right="0"/>
-        <w:jc w:val="left"/>
-        <w:rPr>
-          <w:b/>
-          <w:sz w:val="28"/>
-        </w:rPr>
-      </w:pPr>
-    </w:p>
-    <w:p>
-      <w:pPr>
-        <w:pStyle w:val="Heading1"/>
+          <w:szCs w:val="28"/>
+        </w:rPr>
+      </w:pPr>
+      <w:bookmarkStart w:id="13" w:name="_Toc232978496"/>
+      <w:r>
         <w:rPr>
           <w:b/>
           <w:bCs/>
@@ -4384,8 +4992,13 @@
           <w:sz w:val="28"/>
           <w:szCs w:val="28"/>
         </w:rPr>
-      </w:pPr>
-      <w:bookmarkStart w:id="12" w:name="_Toc232978495"/>
+        <w:lastRenderedPageBreak/>
+        <w:t>PERUNTUKAN</w:t>
+        <w:color w:val="000000"/>
+        <w:b/>
+        <w:bCs/>
+      </w:r>
+      <w:bookmarkEnd w:id="13"/>
       <w:r>
         <w:rPr>
           <w:b/>
@@ -4394,558 +5007,395 @@
           <w:sz w:val="28"/>
           <w:szCs w:val="28"/>
         </w:rPr>
-        <w:lastRenderedPageBreak/>
-        <w:t xml:space="preserve">PEDOMAN PENGGUNAAN </w:t>
-      </w:r>
+        <w:t xml:space="preserve"> </w:t>
+        <w:color w:val="000000"/>
+        <w:b/>
+        <w:bCs/>
+      </w:r>
+    </w:p>
+    <w:p>
+      <w:pPr>
+        <w:spacing w:after="271" w:line="259" w:lineRule="auto"/>
+        <w:ind w:left="0" w:right="0" w:firstLine="0"/>
+      </w:pPr>
+    </w:p>
+    <w:p>
+      <w:pPr>
+        <w:spacing w:after="0" w:line="360" w:lineRule="auto"/>
+        <w:ind w:left="0" w:right="111" w:firstLine="720"/>
+      </w:pPr>
+      <w:r>
+        <w:t xml:space="preserve">Karya </w:t>
+      </w:r>
+      <w:proofErr w:type="spellStart"/>
+      <w:r>
+        <w:t>ini</w:t>
+      </w:r>
+      <w:proofErr w:type="spellEnd"/>
+      <w:r>
+        <w:t xml:space="preserve"> </w:t>
+      </w:r>
+      <w:proofErr w:type="spellStart"/>
+      <w:r>
+        <w:t>Penulis</w:t>
+      </w:r>
+      <w:proofErr w:type="spellEnd"/>
+      <w:r>
+        <w:t xml:space="preserve"> </w:t>
+      </w:r>
+      <w:proofErr w:type="spellStart"/>
+      <w:r>
+        <w:t>persembahkan</w:t>
+      </w:r>
+      <w:proofErr w:type="spellEnd"/>
+      <w:r>
+        <w:t xml:space="preserve"> </w:t>
+      </w:r>
+      <w:proofErr w:type="spellStart"/>
+      <w:r>
+        <w:t>dengan</w:t>
+      </w:r>
+      <w:proofErr w:type="spellEnd"/>
+      <w:r>
+        <w:t xml:space="preserve"> </w:t>
+      </w:r>
+      <w:proofErr w:type="spellStart"/>
+      <w:r>
+        <w:t>penuh</w:t>
+      </w:r>
+      <w:proofErr w:type="spellEnd"/>
+      <w:r>
+        <w:t xml:space="preserve"> rasa </w:t>
+      </w:r>
+      <w:proofErr w:type="spellStart"/>
+      <w:r>
+        <w:t>hormat</w:t>
+      </w:r>
+      <w:proofErr w:type="spellEnd"/>
+      <w:r>
+        <w:t xml:space="preserve"> dan </w:t>
+      </w:r>
+      <w:proofErr w:type="spellStart"/>
+      <w:r>
+        <w:t>terima</w:t>
+      </w:r>
+      <w:proofErr w:type="spellEnd"/>
+      <w:r>
+        <w:t xml:space="preserve"> </w:t>
+      </w:r>
+      <w:proofErr w:type="spellStart"/>
+      <w:r>
+        <w:t>kasih</w:t>
+      </w:r>
+      <w:proofErr w:type="spellEnd"/>
+      <w:r>
+        <w:t xml:space="preserve"> </w:t>
+      </w:r>
+      <w:proofErr w:type="spellStart"/>
+      <w:r>
+        <w:t>kepada</w:t>
+      </w:r>
+      <w:proofErr w:type="spellEnd"/>
+      <w:r>
+        <w:t xml:space="preserve"> </w:t>
+      </w:r>
+      <w:proofErr w:type="spellStart"/>
+      <w:r>
+        <w:t>kedua</w:t>
+      </w:r>
+      <w:proofErr w:type="spellEnd"/>
+      <w:r>
+        <w:t xml:space="preserve"> Orang Tua yang </w:t>
+      </w:r>
+      <w:proofErr w:type="spellStart"/>
+      <w:r>
+        <w:t>selalu</w:t>
+      </w:r>
+      <w:proofErr w:type="spellEnd"/>
+      <w:r>
+        <w:t xml:space="preserve"> </w:t>
+      </w:r>
+      <w:proofErr w:type="spellStart"/>
+      <w:r>
+        <w:t>memberikan</w:t>
+      </w:r>
+      <w:proofErr w:type="spellEnd"/>
+      <w:r>
+        <w:t xml:space="preserve"> </w:t>
+      </w:r>
+      <w:proofErr w:type="spellStart"/>
+      <w:r>
+        <w:t>dukungan</w:t>
+      </w:r>
+      <w:proofErr w:type="spellEnd"/>
+      <w:r>
+        <w:t xml:space="preserve"> moral dan</w:t>
+      </w:r>
+    </w:p>
+    <w:p>
+      <w:pPr>
+        <w:spacing w:after="0" w:line="360" w:lineRule="auto"/>
+        <w:ind w:right="11"/>
+      </w:pPr>
+      <w:r>
+        <w:t xml:space="preserve">spiritual, </w:t>
+      </w:r>
+      <w:proofErr w:type="spellStart"/>
+      <w:r>
+        <w:t>serta</w:t>
+      </w:r>
+      <w:proofErr w:type="spellEnd"/>
+      <w:r>
+        <w:t xml:space="preserve"> </w:t>
+      </w:r>
+      <w:proofErr w:type="spellStart"/>
+      <w:r>
+        <w:t>teman-teman</w:t>
+      </w:r>
+      <w:proofErr w:type="spellEnd"/>
+      <w:r>
+        <w:t xml:space="preserve"> yang </w:t>
+      </w:r>
+      <w:proofErr w:type="spellStart"/>
+      <w:r>
+        <w:t>senantiasa</w:t>
+      </w:r>
+      <w:proofErr w:type="spellEnd"/>
+      <w:r>
+        <w:t xml:space="preserve"> </w:t>
+      </w:r>
+      <w:proofErr w:type="spellStart"/>
+      <w:r>
+        <w:t>memberikan</w:t>
+      </w:r>
+      <w:proofErr w:type="spellEnd"/>
+      <w:r>
+        <w:t xml:space="preserve"> </w:t>
+      </w:r>
+      <w:proofErr w:type="spellStart"/>
+      <w:r>
+        <w:t>semangat</w:t>
+      </w:r>
+      <w:proofErr w:type="spellEnd"/>
+      <w:r>
+        <w:t xml:space="preserve"> </w:t>
+      </w:r>
+      <w:proofErr w:type="spellStart"/>
+      <w:r>
+        <w:t>selama</w:t>
+      </w:r>
+      <w:proofErr w:type="spellEnd"/>
+      <w:r>
+        <w:t xml:space="preserve"> proses </w:t>
+      </w:r>
+      <w:proofErr w:type="spellStart"/>
+      <w:r>
+        <w:t>berlangsung</w:t>
+      </w:r>
+      <w:proofErr w:type="spellEnd"/>
+      <w:r>
+        <w:t xml:space="preserve">, dan juga </w:t>
+      </w:r>
+      <w:proofErr w:type="spellStart"/>
+      <w:r>
+        <w:t>kepada</w:t>
+      </w:r>
+      <w:proofErr w:type="spellEnd"/>
+      <w:r>
+        <w:t xml:space="preserve"> guru </w:t>
+      </w:r>
+      <w:proofErr w:type="spellStart"/>
+      <w:r>
+        <w:t>pembimbing</w:t>
+      </w:r>
+      <w:proofErr w:type="spellEnd"/>
+      <w:r>
+        <w:t xml:space="preserve"> yang </w:t>
+      </w:r>
+      <w:proofErr w:type="spellStart"/>
+      <w:r>
+        <w:t>telah</w:t>
+      </w:r>
+      <w:proofErr w:type="spellEnd"/>
+    </w:p>
+    <w:p>
+      <w:pPr>
+        <w:spacing w:after="0" w:line="360" w:lineRule="auto"/>
+        <w:ind w:left="20" w:right="54"/>
+      </w:pPr>
+      <w:proofErr w:type="spellStart"/>
+      <w:r>
+        <w:t>membimbing</w:t>
+      </w:r>
+      <w:proofErr w:type="spellEnd"/>
+      <w:r>
+        <w:t xml:space="preserve"> </w:t>
+      </w:r>
+      <w:proofErr w:type="spellStart"/>
+      <w:r>
+        <w:t>secara</w:t>
+      </w:r>
+      <w:proofErr w:type="spellEnd"/>
+      <w:r>
+        <w:t xml:space="preserve"> </w:t>
+      </w:r>
+      <w:proofErr w:type="spellStart"/>
+      <w:r>
+        <w:t>intensif</w:t>
+      </w:r>
+      <w:proofErr w:type="spellEnd"/>
+      <w:r>
+        <w:t xml:space="preserve">, </w:t>
+      </w:r>
+      <w:proofErr w:type="spellStart"/>
+      <w:r>
+        <w:t>serta</w:t>
+      </w:r>
+      <w:proofErr w:type="spellEnd"/>
+      <w:r>
+        <w:t xml:space="preserve"> </w:t>
+      </w:r>
+      <w:proofErr w:type="spellStart"/>
+      <w:r>
+        <w:t>penguji</w:t>
+      </w:r>
+      <w:proofErr w:type="spellEnd"/>
+      <w:r>
+        <w:t xml:space="preserve"> yang </w:t>
+      </w:r>
+      <w:proofErr w:type="spellStart"/>
+      <w:r>
+        <w:t>telah</w:t>
+      </w:r>
+      <w:proofErr w:type="spellEnd"/>
+      <w:r>
+        <w:t xml:space="preserve"> </w:t>
+      </w:r>
+      <w:proofErr w:type="spellStart"/>
+      <w:r>
+        <w:t>memberikan</w:t>
+      </w:r>
+      <w:proofErr w:type="spellEnd"/>
+      <w:r>
+        <w:t xml:space="preserve"> </w:t>
+      </w:r>
+      <w:proofErr w:type="spellStart"/>
+      <w:r>
+        <w:t>masukan</w:t>
+      </w:r>
+      <w:proofErr w:type="spellEnd"/>
+      <w:r>
+        <w:t xml:space="preserve"> dan </w:t>
+      </w:r>
+      <w:proofErr w:type="spellStart"/>
+      <w:r>
+        <w:t>penilaian</w:t>
+      </w:r>
+      <w:proofErr w:type="spellEnd"/>
+      <w:r>
+        <w:t xml:space="preserve"> </w:t>
+      </w:r>
+      <w:proofErr w:type="spellStart"/>
+      <w:r>
+        <w:t>hingga</w:t>
+      </w:r>
+      <w:proofErr w:type="spellEnd"/>
+      <w:r>
+        <w:t xml:space="preserve"> </w:t>
+      </w:r>
+      <w:r>
+        <w:rPr>
+          <w:i/>
+        </w:rPr>
+        <w:t>Project Work</w:t>
+      </w:r>
+      <w:r>
+        <w:t xml:space="preserve"> </w:t>
+      </w:r>
+      <w:proofErr w:type="spellStart"/>
+      <w:r>
+        <w:t>ini</w:t>
+      </w:r>
+      <w:proofErr w:type="spellEnd"/>
+      <w:r>
+        <w:t xml:space="preserve"> </w:t>
+      </w:r>
+      <w:proofErr w:type="spellStart"/>
+      <w:r>
+        <w:t>dapat</w:t>
+      </w:r>
+      <w:proofErr w:type="spellEnd"/>
+      <w:r>
+        <w:t xml:space="preserve"> </w:t>
+      </w:r>
+      <w:proofErr w:type="spellStart"/>
+      <w:r>
+        <w:t>diselesaikan</w:t>
+      </w:r>
+      <w:proofErr w:type="spellEnd"/>
+      <w:r>
+        <w:t xml:space="preserve"> </w:t>
+      </w:r>
+      <w:proofErr w:type="spellStart"/>
+      <w:r>
+        <w:t>dengan</w:t>
+      </w:r>
+      <w:proofErr w:type="spellEnd"/>
+      <w:r>
+        <w:t xml:space="preserve"> </w:t>
+      </w:r>
+      <w:proofErr w:type="spellStart"/>
+      <w:r>
+        <w:t>sebaik</w:t>
+      </w:r>
+      <w:proofErr w:type="spellEnd"/>
+      <w:r>
+        <w:t xml:space="preserve">- </w:t>
+      </w:r>
+      <w:proofErr w:type="spellStart"/>
+      <w:r>
+        <w:t>baiknya</w:t>
+      </w:r>
+      <w:proofErr w:type="spellEnd"/>
+      <w:r>
+        <w:t>.</w:t>
+      </w:r>
+    </w:p>
+    <w:p>
+      <w:pPr>
+        <w:spacing w:after="0" w:line="259" w:lineRule="auto"/>
+        <w:ind w:left="0" w:right="0" w:firstLine="0"/>
+      </w:pPr>
       <w:r>
         <w:rPr>
           <w:b/>
-          <w:bCs/>
-          <w:i/>
-          <w:color w:val="000000" w:themeColor="text1"/>
+        </w:rPr>
+        <w:t xml:space="preserve"> </w:t>
+      </w:r>
+      <w:r>
+        <w:rPr>
+          <w:b/>
+        </w:rPr>
+        <w:tab/>
+        <w:t xml:space="preserve"> </w:t>
+      </w:r>
+      <w:r>
+        <w:br w:type="page"/>
+      </w:r>
+    </w:p>
+    <w:p>
+      <w:pPr>
+        <w:pStyle w:val="Heading1"/>
+        <w:rPr>
+          <w:b w:val="1"/>
+          <w:bCs w:val="1"/>
+          <w:color w:val="000000"/>
           <w:sz w:val="28"/>
           <w:szCs w:val="28"/>
         </w:rPr>
-        <w:t>PROJECT WORK</w:t>
-      </w:r>
-      <w:bookmarkEnd w:id="12"/>
-    </w:p>
-    <w:p>
-      <w:pPr>
-        <w:spacing w:after="156" w:line="363" w:lineRule="auto"/>
-        <w:ind w:left="-15" w:right="51" w:firstLine="720"/>
-        <w:rPr>
-          <w:i/>
-        </w:rPr>
-      </w:pPr>
-    </w:p>
-    <w:p>
-      <w:pPr>
-        <w:spacing w:after="0" w:line="360" w:lineRule="auto"/>
-        <w:ind w:left="0" w:right="0" w:firstLine="0"/>
-      </w:pPr>
-      <w:r>
-        <w:rPr>
-          <w:i/>
-        </w:rPr>
-        <w:t xml:space="preserve">Project Work </w:t>
-      </w:r>
-      <w:proofErr w:type="spellStart"/>
-      <w:r>
-        <w:t>ini</w:t>
-      </w:r>
-      <w:proofErr w:type="spellEnd"/>
-      <w:r>
-        <w:t xml:space="preserve"> </w:t>
-      </w:r>
-      <w:proofErr w:type="spellStart"/>
-      <w:r>
-        <w:t>tidak</w:t>
-      </w:r>
-      <w:proofErr w:type="spellEnd"/>
-      <w:r>
-        <w:t xml:space="preserve"> </w:t>
-      </w:r>
-      <w:proofErr w:type="spellStart"/>
-      <w:r>
-        <w:t>dipublikasikan</w:t>
-      </w:r>
-      <w:proofErr w:type="spellEnd"/>
-      <w:r>
-        <w:t xml:space="preserve">, </w:t>
-      </w:r>
-      <w:proofErr w:type="spellStart"/>
-      <w:r>
-        <w:t>terdaftar</w:t>
-      </w:r>
-      <w:proofErr w:type="spellEnd"/>
-      <w:r>
-        <w:t xml:space="preserve"> dan </w:t>
-      </w:r>
-      <w:proofErr w:type="spellStart"/>
-      <w:r>
-        <w:t>tersedia</w:t>
-      </w:r>
-      <w:proofErr w:type="spellEnd"/>
-      <w:r>
-        <w:t xml:space="preserve"> di SMK Adi </w:t>
-      </w:r>
-      <w:proofErr w:type="spellStart"/>
-      <w:r>
-        <w:t>Sanggoro</w:t>
-      </w:r>
-      <w:proofErr w:type="spellEnd"/>
-      <w:r>
-        <w:t xml:space="preserve">, </w:t>
-      </w:r>
-      <w:proofErr w:type="spellStart"/>
-      <w:r>
-        <w:t>untuk</w:t>
-      </w:r>
-      <w:proofErr w:type="spellEnd"/>
-      <w:r>
-        <w:t xml:space="preserve"> Program </w:t>
-      </w:r>
-      <w:proofErr w:type="spellStart"/>
-      <w:r>
-        <w:t>Keahlian</w:t>
-      </w:r>
-      <w:proofErr w:type="spellEnd"/>
-      <w:r>
-        <w:t xml:space="preserve"> </w:t>
-      </w:r>
-      <w:proofErr w:type="spellStart"/>
-      <w:r>
-        <w:t>Pengembangan</w:t>
-      </w:r>
-      <w:proofErr w:type="spellEnd"/>
-      <w:r>
-        <w:t xml:space="preserve"> </w:t>
-      </w:r>
-      <w:proofErr w:type="spellStart"/>
-      <w:r>
-        <w:t>Perangkat</w:t>
-      </w:r>
-      <w:proofErr w:type="spellEnd"/>
-      <w:r>
-        <w:t xml:space="preserve"> Lunak dan Gim (PPLG), </w:t>
-      </w:r>
-      <w:proofErr w:type="spellStart"/>
-      <w:r>
-        <w:t>Konsentrasi</w:t>
-      </w:r>
-      <w:proofErr w:type="spellEnd"/>
-      <w:r>
-        <w:t xml:space="preserve"> </w:t>
-      </w:r>
-      <w:proofErr w:type="spellStart"/>
-      <w:r>
-        <w:t>Keahlian</w:t>
-      </w:r>
-      <w:proofErr w:type="spellEnd"/>
-      <w:r>
-        <w:t xml:space="preserve"> </w:t>
-      </w:r>
-      <w:proofErr w:type="spellStart"/>
-      <w:r>
-        <w:t>Rekayasa</w:t>
-      </w:r>
-      <w:proofErr w:type="spellEnd"/>
-      <w:r>
-        <w:t xml:space="preserve"> </w:t>
-      </w:r>
-      <w:proofErr w:type="spellStart"/>
-      <w:r>
-        <w:t>Perangkat</w:t>
-      </w:r>
-      <w:proofErr w:type="spellEnd"/>
-      <w:r>
-        <w:t xml:space="preserve"> Lunak (RPL), </w:t>
-      </w:r>
-      <w:proofErr w:type="spellStart"/>
-      <w:r>
-        <w:t>terbuka</w:t>
-      </w:r>
-      <w:proofErr w:type="spellEnd"/>
-      <w:r>
-        <w:t xml:space="preserve"> </w:t>
-      </w:r>
-      <w:proofErr w:type="spellStart"/>
-      <w:r>
-        <w:t>untuk</w:t>
-      </w:r>
-      <w:proofErr w:type="spellEnd"/>
-      <w:r>
-        <w:t xml:space="preserve"> </w:t>
-      </w:r>
-      <w:proofErr w:type="spellStart"/>
-      <w:r>
-        <w:t>umum</w:t>
-      </w:r>
-      <w:proofErr w:type="spellEnd"/>
-      <w:r>
-        <w:t xml:space="preserve"> </w:t>
-      </w:r>
-      <w:proofErr w:type="spellStart"/>
-      <w:r>
-        <w:t>dengan</w:t>
-      </w:r>
-      <w:proofErr w:type="spellEnd"/>
-      <w:r>
-        <w:t xml:space="preserve"> </w:t>
-      </w:r>
-      <w:proofErr w:type="spellStart"/>
-      <w:r>
-        <w:t>ketentuan</w:t>
-      </w:r>
-      <w:proofErr w:type="spellEnd"/>
-      <w:r>
-        <w:t xml:space="preserve"> </w:t>
-      </w:r>
-      <w:proofErr w:type="spellStart"/>
-      <w:r>
-        <w:t>bahwa</w:t>
-      </w:r>
-      <w:proofErr w:type="spellEnd"/>
-      <w:r>
-        <w:t xml:space="preserve"> </w:t>
-      </w:r>
-      <w:proofErr w:type="spellStart"/>
-      <w:r>
-        <w:t>hak</w:t>
-      </w:r>
-      <w:proofErr w:type="spellEnd"/>
-      <w:r>
-        <w:t xml:space="preserve"> </w:t>
-      </w:r>
-      <w:proofErr w:type="spellStart"/>
-      <w:r>
-        <w:t>cipta</w:t>
-      </w:r>
-      <w:proofErr w:type="spellEnd"/>
-      <w:r>
-        <w:t xml:space="preserve"> pada </w:t>
-      </w:r>
-      <w:proofErr w:type="spellStart"/>
-      <w:r>
-        <w:t>Penulis</w:t>
-      </w:r>
-      <w:proofErr w:type="spellEnd"/>
-      <w:r>
-        <w:t xml:space="preserve"> </w:t>
-      </w:r>
-      <w:proofErr w:type="spellStart"/>
-      <w:r>
-        <w:t>dengan</w:t>
-      </w:r>
-      <w:proofErr w:type="spellEnd"/>
-      <w:r>
-        <w:t xml:space="preserve"> </w:t>
-      </w:r>
-      <w:proofErr w:type="spellStart"/>
-      <w:r>
-        <w:t>mengikuti</w:t>
-      </w:r>
-      <w:proofErr w:type="spellEnd"/>
-      <w:r>
-        <w:t xml:space="preserve"> </w:t>
-      </w:r>
-      <w:proofErr w:type="spellStart"/>
-      <w:r>
-        <w:t>aturan</w:t>
-      </w:r>
-      <w:proofErr w:type="spellEnd"/>
-      <w:r>
-        <w:t xml:space="preserve"> yang </w:t>
-      </w:r>
-      <w:proofErr w:type="spellStart"/>
-      <w:r>
-        <w:t>berlaku</w:t>
-      </w:r>
-      <w:proofErr w:type="spellEnd"/>
-      <w:r>
-        <w:t xml:space="preserve"> di SMK Adi </w:t>
-      </w:r>
-      <w:proofErr w:type="spellStart"/>
-      <w:r>
-        <w:t>Sanggoro</w:t>
-      </w:r>
-      <w:proofErr w:type="spellEnd"/>
-      <w:r>
-        <w:t xml:space="preserve">, </w:t>
-      </w:r>
-      <w:proofErr w:type="spellStart"/>
-      <w:r>
-        <w:t>diperkenankan</w:t>
-      </w:r>
-      <w:proofErr w:type="spellEnd"/>
-      <w:r>
-        <w:t xml:space="preserve"> </w:t>
-      </w:r>
-      <w:proofErr w:type="spellStart"/>
-      <w:r>
-        <w:t>dicatat</w:t>
-      </w:r>
-      <w:proofErr w:type="spellEnd"/>
-      <w:r>
-        <w:t xml:space="preserve">, </w:t>
-      </w:r>
-      <w:proofErr w:type="spellStart"/>
-      <w:r>
-        <w:t>tetapi</w:t>
-      </w:r>
-      <w:proofErr w:type="spellEnd"/>
-      <w:r>
-        <w:t xml:space="preserve"> </w:t>
-      </w:r>
-      <w:proofErr w:type="spellStart"/>
-      <w:r>
-        <w:t>pengutipan</w:t>
-      </w:r>
-      <w:proofErr w:type="spellEnd"/>
-      <w:r>
-        <w:t xml:space="preserve"> </w:t>
-      </w:r>
-      <w:proofErr w:type="spellStart"/>
-      <w:r>
-        <w:t>atau</w:t>
-      </w:r>
-      <w:proofErr w:type="spellEnd"/>
-      <w:r>
-        <w:t xml:space="preserve"> </w:t>
-      </w:r>
-      <w:proofErr w:type="spellStart"/>
-      <w:r>
-        <w:t>peringkasan</w:t>
-      </w:r>
-      <w:proofErr w:type="spellEnd"/>
-      <w:r>
-        <w:t xml:space="preserve"> </w:t>
-      </w:r>
-      <w:proofErr w:type="spellStart"/>
-      <w:r>
-        <w:t>hanya</w:t>
-      </w:r>
-      <w:proofErr w:type="spellEnd"/>
-      <w:r>
-        <w:t xml:space="preserve"> </w:t>
-      </w:r>
-      <w:proofErr w:type="spellStart"/>
-      <w:r>
-        <w:t>dapat</w:t>
-      </w:r>
-      <w:proofErr w:type="spellEnd"/>
-      <w:r>
-        <w:t xml:space="preserve"> </w:t>
-      </w:r>
-      <w:proofErr w:type="spellStart"/>
-      <w:r>
-        <w:t>dilakukan</w:t>
-      </w:r>
-      <w:proofErr w:type="spellEnd"/>
-      <w:r>
-        <w:t xml:space="preserve"> seizin </w:t>
-      </w:r>
-      <w:proofErr w:type="spellStart"/>
-      <w:r>
-        <w:t>Penulis</w:t>
-      </w:r>
-      <w:proofErr w:type="spellEnd"/>
-      <w:r>
-        <w:t xml:space="preserve"> dan </w:t>
-      </w:r>
-      <w:proofErr w:type="spellStart"/>
-      <w:r>
-        <w:t>harus</w:t>
-      </w:r>
-      <w:proofErr w:type="spellEnd"/>
-      <w:r>
-        <w:t xml:space="preserve"> </w:t>
-      </w:r>
-      <w:proofErr w:type="spellStart"/>
-      <w:r>
-        <w:t>disertai</w:t>
-      </w:r>
-      <w:proofErr w:type="spellEnd"/>
-      <w:r>
-        <w:t xml:space="preserve"> </w:t>
-      </w:r>
-      <w:proofErr w:type="spellStart"/>
-      <w:r>
-        <w:t>dengan</w:t>
-      </w:r>
-      <w:proofErr w:type="spellEnd"/>
-      <w:r>
-        <w:t xml:space="preserve"> </w:t>
-      </w:r>
-      <w:proofErr w:type="spellStart"/>
-      <w:r>
-        <w:t>kebiasaan</w:t>
-      </w:r>
-      <w:proofErr w:type="spellEnd"/>
-      <w:r>
-        <w:t xml:space="preserve"> </w:t>
-      </w:r>
-      <w:proofErr w:type="spellStart"/>
-      <w:r>
-        <w:t>ilmiah</w:t>
-      </w:r>
-      <w:proofErr w:type="spellEnd"/>
-      <w:r>
-        <w:t xml:space="preserve"> </w:t>
-      </w:r>
-      <w:proofErr w:type="spellStart"/>
-      <w:r>
-        <w:t>untuk</w:t>
-      </w:r>
-      <w:proofErr w:type="spellEnd"/>
-      <w:r>
-        <w:t xml:space="preserve"> </w:t>
-      </w:r>
-      <w:proofErr w:type="spellStart"/>
-      <w:r>
-        <w:t>menyebutkan</w:t>
-      </w:r>
-      <w:proofErr w:type="spellEnd"/>
-      <w:r>
-        <w:t xml:space="preserve"> </w:t>
-      </w:r>
-      <w:proofErr w:type="spellStart"/>
-      <w:r>
-        <w:t>sumbernya</w:t>
-      </w:r>
-      <w:proofErr w:type="spellEnd"/>
-      <w:r>
-        <w:t xml:space="preserve">. </w:t>
-      </w:r>
-      <w:proofErr w:type="spellStart"/>
-      <w:r>
-        <w:t>Memperbanyak</w:t>
-      </w:r>
-      <w:proofErr w:type="spellEnd"/>
-      <w:r>
-        <w:t xml:space="preserve"> </w:t>
-      </w:r>
-      <w:proofErr w:type="spellStart"/>
-      <w:r>
-        <w:t>atau</w:t>
-      </w:r>
-      <w:proofErr w:type="spellEnd"/>
-      <w:r>
-        <w:t xml:space="preserve"> </w:t>
-      </w:r>
-      <w:proofErr w:type="spellStart"/>
-      <w:r>
-        <w:t>menerbitkan</w:t>
-      </w:r>
-      <w:proofErr w:type="spellEnd"/>
-      <w:r>
-        <w:t xml:space="preserve"> </w:t>
-      </w:r>
-      <w:proofErr w:type="spellStart"/>
-      <w:r>
-        <w:t>sebagian</w:t>
-      </w:r>
-      <w:proofErr w:type="spellEnd"/>
-      <w:r>
-        <w:t xml:space="preserve"> </w:t>
-      </w:r>
-      <w:proofErr w:type="spellStart"/>
-      <w:r>
-        <w:t>atau</w:t>
-      </w:r>
-      <w:proofErr w:type="spellEnd"/>
-      <w:r>
-        <w:t xml:space="preserve"> </w:t>
-      </w:r>
-      <w:proofErr w:type="spellStart"/>
-      <w:r>
-        <w:t>seluruh</w:t>
-      </w:r>
-      <w:proofErr w:type="spellEnd"/>
-      <w:r>
-        <w:t xml:space="preserve"> </w:t>
-      </w:r>
-      <w:r>
-        <w:rPr>
-          <w:i/>
-        </w:rPr>
-        <w:t>Project Work</w:t>
-      </w:r>
-      <w:r>
-        <w:t xml:space="preserve"> </w:t>
-      </w:r>
-      <w:proofErr w:type="spellStart"/>
-      <w:r>
-        <w:t>haruslah</w:t>
-      </w:r>
-      <w:proofErr w:type="spellEnd"/>
-      <w:r>
-        <w:t xml:space="preserve"> seizin </w:t>
-      </w:r>
-      <w:proofErr w:type="spellStart"/>
-      <w:r>
-        <w:t>Kepala</w:t>
-      </w:r>
-      <w:proofErr w:type="spellEnd"/>
-      <w:r>
-        <w:t xml:space="preserve"> Program PPLG – RPL SMK Adi </w:t>
-      </w:r>
-      <w:proofErr w:type="spellStart"/>
-      <w:r>
-        <w:t>Sanggoro</w:t>
-      </w:r>
-      <w:proofErr w:type="spellEnd"/>
-      <w:r>
-        <w:t xml:space="preserve">, </w:t>
-      </w:r>
-      <w:proofErr w:type="spellStart"/>
-      <w:r>
-        <w:t>dengan</w:t>
-      </w:r>
-      <w:proofErr w:type="spellEnd"/>
-      <w:r>
-        <w:t xml:space="preserve"> </w:t>
-      </w:r>
-      <w:proofErr w:type="spellStart"/>
-      <w:r>
-        <w:t>mengetahui</w:t>
-      </w:r>
-      <w:proofErr w:type="spellEnd"/>
-      <w:r>
-        <w:t xml:space="preserve"> </w:t>
-      </w:r>
-      <w:proofErr w:type="spellStart"/>
-      <w:r>
-        <w:t>Kepala</w:t>
-      </w:r>
-      <w:proofErr w:type="spellEnd"/>
-      <w:r>
-        <w:t xml:space="preserve"> SMK Adi </w:t>
-      </w:r>
-      <w:proofErr w:type="spellStart"/>
-      <w:r>
-        <w:t>Sanggoro</w:t>
-      </w:r>
-      <w:proofErr w:type="spellEnd"/>
-      <w:r>
-        <w:t xml:space="preserve">. </w:t>
-      </w:r>
-      <w:r>
-        <w:rPr>
-          <w:b/>
-        </w:rPr>
-        <w:t xml:space="preserve"> </w:t>
-      </w:r>
-    </w:p>
-    <w:p>
-      <w:pPr>
-        <w:spacing w:after="0" w:line="259" w:lineRule="auto"/>
-        <w:ind w:left="0" w:right="0" w:firstLine="0"/>
-        <w:jc w:val="left"/>
-      </w:pPr>
-      <w:r>
-        <w:rPr>
-          <w:b/>
-        </w:rPr>
-        <w:t xml:space="preserve"> </w:t>
-      </w:r>
-      <w:r>
-        <w:rPr>
-          <w:b/>
-        </w:rPr>
-        <w:tab/>
-        <w:t xml:space="preserve"> </w:t>
-      </w:r>
-      <w:r>
-        <w:br w:type="page"/>
-      </w:r>
-    </w:p>
-    <w:p>
-      <w:pPr>
-        <w:pStyle w:val="Heading1"/>
-        <w:spacing w:line="360" w:lineRule="auto"/>
-        <w:ind w:left="0" w:firstLine="0"/>
+      </w:pPr>
+      <w:bookmarkStart w:id="14" w:name="_Toc232978497"/>
+      <w:r>
         <w:rPr>
           <w:b/>
           <w:bCs/>
@@ -4953,8 +5403,13 @@
           <w:sz w:val="28"/>
           <w:szCs w:val="28"/>
         </w:rPr>
-      </w:pPr>
-      <w:bookmarkStart w:id="13" w:name="_Toc232978496"/>
+        <w:lastRenderedPageBreak/>
+        <w:t>KATA PENGANTAR</w:t>
+        <w:color w:val="000000"/>
+        <w:b/>
+        <w:bCs/>
+      </w:r>
+      <w:bookmarkEnd w:id="14"/>
       <w:r>
         <w:rPr>
           <w:b/>
@@ -4963,424 +5418,10 @@
           <w:sz w:val="28"/>
           <w:szCs w:val="28"/>
         </w:rPr>
-        <w:lastRenderedPageBreak/>
-        <w:t>PERUNTUKAN</w:t>
-      </w:r>
-      <w:bookmarkEnd w:id="13"/>
-      <w:r>
-        <w:rPr>
-          <w:b/>
-          <w:bCs/>
-          <w:color w:val="000000" w:themeColor="text1"/>
-          <w:sz w:val="28"/>
-          <w:szCs w:val="28"/>
-        </w:rPr>
-        <w:t xml:space="preserve"> </w:t>
-      </w:r>
-    </w:p>
-    <w:p>
-      <w:pPr>
-        <w:spacing w:after="271" w:line="259" w:lineRule="auto"/>
-        <w:ind w:left="0" w:right="0" w:firstLine="0"/>
-      </w:pPr>
-    </w:p>
-    <w:p>
-      <w:pPr>
-        <w:spacing w:after="0" w:line="360" w:lineRule="auto"/>
-        <w:ind w:left="0" w:right="111" w:firstLine="720"/>
-      </w:pPr>
-      <w:r>
-        <w:t xml:space="preserve">Karya </w:t>
-      </w:r>
-      <w:proofErr w:type="spellStart"/>
-      <w:r>
-        <w:t>ini</w:t>
-      </w:r>
-      <w:proofErr w:type="spellEnd"/>
-      <w:r>
-        <w:t xml:space="preserve"> </w:t>
-      </w:r>
-      <w:proofErr w:type="spellStart"/>
-      <w:r>
-        <w:t>Penulis</w:t>
-      </w:r>
-      <w:proofErr w:type="spellEnd"/>
-      <w:r>
-        <w:t xml:space="preserve"> </w:t>
-      </w:r>
-      <w:proofErr w:type="spellStart"/>
-      <w:r>
-        <w:t>persembahkan</w:t>
-      </w:r>
-      <w:proofErr w:type="spellEnd"/>
-      <w:r>
-        <w:t xml:space="preserve"> </w:t>
-      </w:r>
-      <w:proofErr w:type="spellStart"/>
-      <w:r>
-        <w:t>dengan</w:t>
-      </w:r>
-      <w:proofErr w:type="spellEnd"/>
-      <w:r>
-        <w:t xml:space="preserve"> </w:t>
-      </w:r>
-      <w:proofErr w:type="spellStart"/>
-      <w:r>
-        <w:t>penuh</w:t>
-      </w:r>
-      <w:proofErr w:type="spellEnd"/>
-      <w:r>
-        <w:t xml:space="preserve"> rasa </w:t>
-      </w:r>
-      <w:proofErr w:type="spellStart"/>
-      <w:r>
-        <w:t>hormat</w:t>
-      </w:r>
-      <w:proofErr w:type="spellEnd"/>
-      <w:r>
-        <w:t xml:space="preserve"> dan </w:t>
-      </w:r>
-      <w:proofErr w:type="spellStart"/>
-      <w:r>
-        <w:t>terima</w:t>
-      </w:r>
-      <w:proofErr w:type="spellEnd"/>
-      <w:r>
-        <w:t xml:space="preserve"> </w:t>
-      </w:r>
-      <w:proofErr w:type="spellStart"/>
-      <w:r>
-        <w:t>kasih</w:t>
-      </w:r>
-      <w:proofErr w:type="spellEnd"/>
-      <w:r>
-        <w:t xml:space="preserve"> </w:t>
-      </w:r>
-      <w:proofErr w:type="spellStart"/>
-      <w:r>
-        <w:t>kepada</w:t>
-      </w:r>
-      <w:proofErr w:type="spellEnd"/>
-      <w:r>
-        <w:t xml:space="preserve"> </w:t>
-      </w:r>
-      <w:proofErr w:type="spellStart"/>
-      <w:r>
-        <w:t>kedua</w:t>
-      </w:r>
-      <w:proofErr w:type="spellEnd"/>
-      <w:r>
-        <w:t xml:space="preserve"> Orang Tua yang </w:t>
-      </w:r>
-      <w:proofErr w:type="spellStart"/>
-      <w:r>
-        <w:t>selalu</w:t>
-      </w:r>
-      <w:proofErr w:type="spellEnd"/>
-      <w:r>
-        <w:t xml:space="preserve"> </w:t>
-      </w:r>
-      <w:proofErr w:type="spellStart"/>
-      <w:r>
-        <w:t>memberikan</w:t>
-      </w:r>
-      <w:proofErr w:type="spellEnd"/>
-      <w:r>
-        <w:t xml:space="preserve"> </w:t>
-      </w:r>
-      <w:proofErr w:type="spellStart"/>
-      <w:r>
-        <w:t>dukungan</w:t>
-      </w:r>
-      <w:proofErr w:type="spellEnd"/>
-      <w:r>
-        <w:t xml:space="preserve"> moral dan</w:t>
-      </w:r>
-    </w:p>
-    <w:p>
-      <w:pPr>
-        <w:spacing w:after="0" w:line="360" w:lineRule="auto"/>
-        <w:ind w:right="11"/>
-      </w:pPr>
-      <w:r>
-        <w:t xml:space="preserve">spiritual, </w:t>
-      </w:r>
-      <w:proofErr w:type="spellStart"/>
-      <w:r>
-        <w:t>serta</w:t>
-      </w:r>
-      <w:proofErr w:type="spellEnd"/>
-      <w:r>
-        <w:t xml:space="preserve"> </w:t>
-      </w:r>
-      <w:proofErr w:type="spellStart"/>
-      <w:r>
-        <w:t>teman-teman</w:t>
-      </w:r>
-      <w:proofErr w:type="spellEnd"/>
-      <w:r>
-        <w:t xml:space="preserve"> yang </w:t>
-      </w:r>
-      <w:proofErr w:type="spellStart"/>
-      <w:r>
-        <w:t>senantiasa</w:t>
-      </w:r>
-      <w:proofErr w:type="spellEnd"/>
-      <w:r>
-        <w:t xml:space="preserve"> </w:t>
-      </w:r>
-      <w:proofErr w:type="spellStart"/>
-      <w:r>
-        <w:t>memberikan</w:t>
-      </w:r>
-      <w:proofErr w:type="spellEnd"/>
-      <w:r>
-        <w:t xml:space="preserve"> </w:t>
-      </w:r>
-      <w:proofErr w:type="spellStart"/>
-      <w:r>
-        <w:t>semangat</w:t>
-      </w:r>
-      <w:proofErr w:type="spellEnd"/>
-      <w:r>
-        <w:t xml:space="preserve"> </w:t>
-      </w:r>
-      <w:proofErr w:type="spellStart"/>
-      <w:r>
-        <w:t>selama</w:t>
-      </w:r>
-      <w:proofErr w:type="spellEnd"/>
-      <w:r>
-        <w:t xml:space="preserve"> proses </w:t>
-      </w:r>
-      <w:proofErr w:type="spellStart"/>
-      <w:r>
-        <w:t>berlangsung</w:t>
-      </w:r>
-      <w:proofErr w:type="spellEnd"/>
-      <w:r>
-        <w:t xml:space="preserve">, dan juga </w:t>
-      </w:r>
-      <w:proofErr w:type="spellStart"/>
-      <w:r>
-        <w:t>kepada</w:t>
-      </w:r>
-      <w:proofErr w:type="spellEnd"/>
-      <w:r>
-        <w:t xml:space="preserve"> guru </w:t>
-      </w:r>
-      <w:proofErr w:type="spellStart"/>
-      <w:r>
-        <w:t>pembimbing</w:t>
-      </w:r>
-      <w:proofErr w:type="spellEnd"/>
-      <w:r>
-        <w:t xml:space="preserve"> yang </w:t>
-      </w:r>
-      <w:proofErr w:type="spellStart"/>
-      <w:r>
-        <w:t>telah</w:t>
-      </w:r>
-      <w:proofErr w:type="spellEnd"/>
-    </w:p>
-    <w:p>
-      <w:pPr>
-        <w:spacing w:after="0" w:line="360" w:lineRule="auto"/>
-        <w:ind w:left="20" w:right="54"/>
-      </w:pPr>
-      <w:proofErr w:type="spellStart"/>
-      <w:r>
-        <w:t>membimbing</w:t>
-      </w:r>
-      <w:proofErr w:type="spellEnd"/>
-      <w:r>
-        <w:t xml:space="preserve"> </w:t>
-      </w:r>
-      <w:proofErr w:type="spellStart"/>
-      <w:r>
-        <w:t>secara</w:t>
-      </w:r>
-      <w:proofErr w:type="spellEnd"/>
-      <w:r>
-        <w:t xml:space="preserve"> </w:t>
-      </w:r>
-      <w:proofErr w:type="spellStart"/>
-      <w:r>
-        <w:t>intensif</w:t>
-      </w:r>
-      <w:proofErr w:type="spellEnd"/>
-      <w:r>
-        <w:t xml:space="preserve">, </w:t>
-      </w:r>
-      <w:proofErr w:type="spellStart"/>
-      <w:r>
-        <w:t>serta</w:t>
-      </w:r>
-      <w:proofErr w:type="spellEnd"/>
-      <w:r>
-        <w:t xml:space="preserve"> </w:t>
-      </w:r>
-      <w:proofErr w:type="spellStart"/>
-      <w:r>
-        <w:t>penguji</w:t>
-      </w:r>
-      <w:proofErr w:type="spellEnd"/>
-      <w:r>
-        <w:t xml:space="preserve"> yang </w:t>
-      </w:r>
-      <w:proofErr w:type="spellStart"/>
-      <w:r>
-        <w:t>telah</w:t>
-      </w:r>
-      <w:proofErr w:type="spellEnd"/>
-      <w:r>
-        <w:t xml:space="preserve"> </w:t>
-      </w:r>
-      <w:proofErr w:type="spellStart"/>
-      <w:r>
-        <w:t>memberikan</w:t>
-      </w:r>
-      <w:proofErr w:type="spellEnd"/>
-      <w:r>
-        <w:t xml:space="preserve"> </w:t>
-      </w:r>
-      <w:proofErr w:type="spellStart"/>
-      <w:r>
-        <w:t>masukan</w:t>
-      </w:r>
-      <w:proofErr w:type="spellEnd"/>
-      <w:r>
-        <w:t xml:space="preserve"> dan </w:t>
-      </w:r>
-      <w:proofErr w:type="spellStart"/>
-      <w:r>
-        <w:t>penilaian</w:t>
-      </w:r>
-      <w:proofErr w:type="spellEnd"/>
-      <w:r>
-        <w:t xml:space="preserve"> </w:t>
-      </w:r>
-      <w:proofErr w:type="spellStart"/>
-      <w:r>
-        <w:t>hingga</w:t>
-      </w:r>
-      <w:proofErr w:type="spellEnd"/>
-      <w:r>
-        <w:t xml:space="preserve"> </w:t>
-      </w:r>
-      <w:r>
-        <w:rPr>
-          <w:i/>
-        </w:rPr>
-        <w:t>Project Work</w:t>
-      </w:r>
-      <w:r>
-        <w:t xml:space="preserve"> </w:t>
-      </w:r>
-      <w:proofErr w:type="spellStart"/>
-      <w:r>
-        <w:t>ini</w:t>
-      </w:r>
-      <w:proofErr w:type="spellEnd"/>
-      <w:r>
-        <w:t xml:space="preserve"> </w:t>
-      </w:r>
-      <w:proofErr w:type="spellStart"/>
-      <w:r>
-        <w:t>dapat</w:t>
-      </w:r>
-      <w:proofErr w:type="spellEnd"/>
-      <w:r>
-        <w:t xml:space="preserve"> </w:t>
-      </w:r>
-      <w:proofErr w:type="spellStart"/>
-      <w:r>
-        <w:t>diselesaikan</w:t>
-      </w:r>
-      <w:proofErr w:type="spellEnd"/>
-      <w:r>
-        <w:t xml:space="preserve"> </w:t>
-      </w:r>
-      <w:proofErr w:type="spellStart"/>
-      <w:r>
-        <w:t>dengan</w:t>
-      </w:r>
-      <w:proofErr w:type="spellEnd"/>
-      <w:r>
-        <w:t xml:space="preserve"> </w:t>
-      </w:r>
-      <w:proofErr w:type="spellStart"/>
-      <w:r>
-        <w:t>sebaik</w:t>
-      </w:r>
-      <w:proofErr w:type="spellEnd"/>
-      <w:r>
-        <w:t xml:space="preserve">- </w:t>
-      </w:r>
-      <w:proofErr w:type="spellStart"/>
-      <w:r>
-        <w:t>baiknya</w:t>
-      </w:r>
-      <w:proofErr w:type="spellEnd"/>
-      <w:r>
-        <w:t>.</w:t>
-      </w:r>
-    </w:p>
-    <w:p>
-      <w:pPr>
-        <w:spacing w:after="0" w:line="259" w:lineRule="auto"/>
-        <w:ind w:left="0" w:right="0" w:firstLine="0"/>
-      </w:pPr>
-      <w:r>
-        <w:rPr>
-          <w:b/>
-        </w:rPr>
-        <w:t xml:space="preserve"> </w:t>
-      </w:r>
-      <w:r>
-        <w:rPr>
-          <w:b/>
-        </w:rPr>
-        <w:tab/>
-        <w:t xml:space="preserve"> </w:t>
-      </w:r>
-      <w:r>
-        <w:br w:type="page"/>
-      </w:r>
-    </w:p>
-    <w:p>
-      <w:pPr>
-        <w:pStyle w:val="Heading1"/>
-        <w:rPr>
-          <w:b/>
-          <w:bCs/>
-          <w:color w:val="000000" w:themeColor="text1"/>
-          <w:sz w:val="28"/>
-          <w:szCs w:val="28"/>
-        </w:rPr>
-      </w:pPr>
-      <w:bookmarkStart w:id="14" w:name="_Toc232978497"/>
-      <w:r>
-        <w:rPr>
-          <w:b/>
-          <w:bCs/>
-          <w:color w:val="000000" w:themeColor="text1"/>
-          <w:sz w:val="28"/>
-          <w:szCs w:val="28"/>
-        </w:rPr>
-        <w:lastRenderedPageBreak/>
-        <w:t>KATA PENGANTAR</w:t>
-      </w:r>
-      <w:bookmarkEnd w:id="14"/>
-      <w:r>
-        <w:rPr>
-          <w:b/>
-          <w:bCs/>
-          <w:color w:val="000000" w:themeColor="text1"/>
-          <w:sz w:val="28"/>
-          <w:szCs w:val="28"/>
-        </w:rPr>
-        <w:t xml:space="preserve"> </w:t>
+        <w:t xml:space="preserve"> </w:t>
+        <w:color w:val="000000"/>
+        <w:b/>
+        <w:bCs/>
       </w:r>
     </w:p>
     <w:p>
@@ -6597,14 +6638,28 @@
       <w:pPr>
         <w:pStyle w:val="Heading1"/>
         <w:rPr>
+          <w:b w:val="1"/>
+          <w:bCs w:val="1"/>
+          <w:color w:val="000000"/>
+          <w:sz w:val="28"/>
+          <w:szCs w:val="28"/>
+        </w:rPr>
+      </w:pPr>
+      <w:bookmarkStart w:id="15" w:name="_Toc232978498"/>
+      <w:r>
+        <w:rPr>
           <w:b/>
           <w:bCs/>
           <w:color w:val="000000" w:themeColor="text1"/>
           <w:sz w:val="28"/>
           <w:szCs w:val="28"/>
         </w:rPr>
-      </w:pPr>
-      <w:bookmarkStart w:id="15" w:name="_Toc232978498"/>
+        <w:lastRenderedPageBreak/>
+        <w:t>DAFTAR IS</w:t>
+        <w:color w:val="000000"/>
+        <w:b/>
+        <w:bCs/>
+      </w:r>
       <w:r>
         <w:rPr>
           <w:b/>
@@ -6613,9 +6668,12 @@
           <w:sz w:val="28"/>
           <w:szCs w:val="28"/>
         </w:rPr>
-        <w:lastRenderedPageBreak/>
-        <w:t>DAFTAR IS</w:t>
-      </w:r>
+        <w:t>I</w:t>
+        <w:color w:val="000000"/>
+        <w:b/>
+        <w:bCs/>
+      </w:r>
+      <w:bookmarkEnd w:id="15"/>
       <w:r>
         <w:rPr>
           <w:b/>
@@ -6624,18 +6682,10 @@
           <w:sz w:val="28"/>
           <w:szCs w:val="28"/>
         </w:rPr>
-        <w:t>I</w:t>
-      </w:r>
-      <w:bookmarkEnd w:id="15"/>
-      <w:r>
-        <w:rPr>
-          <w:b/>
-          <w:bCs/>
-          <w:color w:val="000000" w:themeColor="text1"/>
-          <w:sz w:val="28"/>
-          <w:szCs w:val="28"/>
-        </w:rPr>
-        <w:t xml:space="preserve"> </w:t>
+        <w:t xml:space="preserve"> </w:t>
+        <w:color w:val="000000"/>
+        <w:b/>
+        <w:bCs/>
       </w:r>
     </w:p>
     <w:p>
@@ -10242,9 +10292,17 @@
     <w:p>
       <w:pPr>
         <w:pStyle w:val="Heading1"/>
+        <w:rPr>
+          <w:color w:val="000000"/>
+          <w:b/>
+          <w:bCs/>
+        </w:rPr>
       </w:pPr>
       <w:r>
         <w:t>DAFTAR LAMPIRAN</w:t>
+        <w:color w:val="000000"/>
+        <w:b/>
+        <w:bCs/>
       </w:r>
     </w:p>
     <w:p>
@@ -10252,9 +10310,9 @@
         <w:pStyle w:val="Heading1"/>
         <w:spacing w:line="360" w:lineRule="auto"/>
         <w:rPr>
-          <w:b/>
-          <w:bCs/>
-          <w:color w:val="000000" w:themeColor="text1"/>
+          <w:b w:val="1"/>
+          <w:bCs w:val="1"/>
+          <w:color w:val="000000"/>
           <w:sz w:val="28"/>
           <w:szCs w:val="28"/>
         </w:rPr>
@@ -11056,14 +11114,29 @@
         <w:spacing w:line="360" w:lineRule="auto"/>
         <w:ind w:left="0" w:firstLine="0"/>
         <w:rPr>
+          <w:b w:val="1"/>
+          <w:bCs w:val="1"/>
+          <w:color w:val="000000"/>
+          <w:sz w:val="28"/>
+          <w:szCs w:val="28"/>
+        </w:rPr>
+      </w:pPr>
+      <w:bookmarkStart w:id="17" w:name="_Toc232978500"/>
+      <w:r>
+        <w:rPr>
           <w:b/>
           <w:bCs/>
           <w:color w:val="000000" w:themeColor="text1"/>
           <w:sz w:val="28"/>
           <w:szCs w:val="28"/>
         </w:rPr>
-      </w:pPr>
-      <w:bookmarkStart w:id="17" w:name="_Toc232978500"/>
+        <w:lastRenderedPageBreak/>
+        <w:t>DAFTAR TABEL</w:t>
+        <w:color w:val="000000"/>
+        <w:b/>
+        <w:bCs/>
+      </w:r>
+      <w:bookmarkEnd w:id="17"/>
       <w:r>
         <w:rPr>
           <w:b/>
@@ -11072,10 +11145,494 @@
           <w:sz w:val="28"/>
           <w:szCs w:val="28"/>
         </w:rPr>
-        <w:lastRenderedPageBreak/>
-        <w:t>DAFTAR TABEL</w:t>
-      </w:r>
-      <w:bookmarkEnd w:id="17"/>
+        <w:t xml:space="preserve"> </w:t>
+        <w:color w:val="000000"/>
+        <w:b/>
+        <w:bCs/>
+      </w:r>
+    </w:p>
+    <w:p>
+      <w:pPr>
+        <w:spacing w:after="123"/>
+        <w:ind w:left="-5" w:right="51"/>
+      </w:pPr>
+      <w:r>
+        <w:t xml:space="preserve">Table 1 </w:t>
+      </w:r>
+      <w:proofErr w:type="spellStart"/>
+      <w:r>
+        <w:t>Simbol</w:t>
+      </w:r>
+      <w:proofErr w:type="spellEnd"/>
+      <w:r>
+        <w:t xml:space="preserve"> </w:t>
+      </w:r>
+      <w:r>
+        <w:rPr>
+          <w:i/>
+        </w:rPr>
+        <w:t>Flowchart</w:t>
+      </w:r>
+      <w:r>
+        <w:t xml:space="preserve"> .................................................................................... </w:t>
+      </w:r>
+      <w:r>
+        <w:t>5</w:t>
+      </w:r>
+    </w:p>
+    <w:p>
+      <w:pPr>
+        <w:spacing w:after="125"/>
+        <w:ind w:left="-5" w:right="51"/>
+      </w:pPr>
+      <w:r>
+        <w:t xml:space="preserve">Table 2 </w:t>
+      </w:r>
+      <w:proofErr w:type="spellStart"/>
+      <w:r>
+        <w:t>Simbol</w:t>
+      </w:r>
+      <w:proofErr w:type="spellEnd"/>
+      <w:r>
+        <w:t xml:space="preserve"> </w:t>
+      </w:r>
+      <w:proofErr w:type="spellStart"/>
+      <w:r>
+        <w:rPr>
+          <w:i/>
+        </w:rPr>
+        <w:t>Usecase</w:t>
+      </w:r>
+      <w:proofErr w:type="spellEnd"/>
+      <w:r>
+        <w:t xml:space="preserve"> ....................................................................................... </w:t>
+      </w:r>
+      <w:r>
+        <w:t>6</w:t>
+      </w:r>
+    </w:p>
+    <w:p>
+      <w:pPr>
+        <w:spacing w:after="123"/>
+        <w:ind w:left="-5" w:right="51"/>
+      </w:pPr>
+      <w:r>
+        <w:t xml:space="preserve">Table 3 </w:t>
+      </w:r>
+      <w:proofErr w:type="spellStart"/>
+      <w:r>
+        <w:t>Simbol</w:t>
+      </w:r>
+      <w:proofErr w:type="spellEnd"/>
+      <w:r>
+        <w:t xml:space="preserve">  </w:t>
+      </w:r>
+      <w:r>
+        <w:rPr>
+          <w:i/>
+        </w:rPr>
+        <w:t>Data Flow Diagram</w:t>
+      </w:r>
+      <w:r>
+        <w:t xml:space="preserve"> ................................................................... </w:t>
+      </w:r>
+      <w:r>
+        <w:t>7</w:t>
+      </w:r>
+    </w:p>
+    <w:p>
+      <w:pPr>
+        <w:ind w:left="-5" w:right="51"/>
+      </w:pPr>
+      <w:r>
+        <w:t xml:space="preserve">Table 4 </w:t>
+      </w:r>
+      <w:proofErr w:type="spellStart"/>
+      <w:r>
+        <w:t>Simbol</w:t>
+      </w:r>
+      <w:proofErr w:type="spellEnd"/>
+      <w:r>
+        <w:t xml:space="preserve"> </w:t>
+      </w:r>
+      <w:proofErr w:type="spellStart"/>
+      <w:r>
+        <w:rPr>
+          <w:i/>
+        </w:rPr>
+        <w:t>Acitivity</w:t>
+      </w:r>
+      <w:proofErr w:type="spellEnd"/>
+      <w:r>
+        <w:rPr>
+          <w:i/>
+        </w:rPr>
+        <w:t xml:space="preserve"> Diagram</w:t>
+      </w:r>
+      <w:r>
+        <w:t xml:space="preserve"> ........................................................................ </w:t>
+      </w:r>
+      <w:r>
+        <w:t>8</w:t>
+      </w:r>
+    </w:p>
+    <w:p>
+      <w:pPr>
+        <w:ind w:left="-5" w:right="51"/>
+      </w:pPr>
+      <w:r>
+        <w:t xml:space="preserve">Table 5 </w:t>
+      </w:r>
+      <w:r>
+        <w:rPr>
+          <w:i/>
+        </w:rPr>
+        <w:t>Software</w:t>
+      </w:r>
+      <w:r>
+        <w:t xml:space="preserve"> ...........................................................................................</w:t>
+      </w:r>
+      <w:r>
+        <w:t>..</w:t>
+      </w:r>
+      <w:r>
+        <w:t xml:space="preserve">..... </w:t>
+      </w:r>
+      <w:r>
+        <w:t>14</w:t>
+      </w:r>
+    </w:p>
+    <w:p>
+      <w:pPr>
+        <w:spacing w:after="127"/>
+        <w:ind w:left="-5" w:right="51"/>
+      </w:pPr>
+      <w:r>
+        <w:t xml:space="preserve">Table 6 </w:t>
+      </w:r>
+      <w:r>
+        <w:rPr>
+          <w:i/>
+        </w:rPr>
+        <w:t>Hardware</w:t>
+      </w:r>
+      <w:r>
+        <w:t xml:space="preserve"> ...........................................................................................</w:t>
+      </w:r>
+      <w:r>
+        <w:t>..</w:t>
+      </w:r>
+      <w:r>
+        <w:t xml:space="preserve">... </w:t>
+      </w:r>
+      <w:r>
+        <w:t>14</w:t>
+      </w:r>
+    </w:p>
+    <w:p>
+      <w:pPr>
+        <w:ind w:left="-5" w:right="51"/>
+      </w:pPr>
+      <w:r>
+        <w:t xml:space="preserve">Table 7 Waktu </w:t>
+      </w:r>
+      <w:proofErr w:type="spellStart"/>
+      <w:r>
+        <w:t>pengerjaan</w:t>
+      </w:r>
+      <w:proofErr w:type="spellEnd"/>
+      <w:r>
+        <w:t xml:space="preserve"> </w:t>
+      </w:r>
+      <w:r>
+        <w:rPr>
+          <w:i/>
+        </w:rPr>
+        <w:t>Project Work</w:t>
+      </w:r>
+      <w:r>
+        <w:t xml:space="preserve"> ............................................................. </w:t>
+      </w:r>
+      <w:r>
+        <w:t>15</w:t>
+      </w:r>
+    </w:p>
+    <w:p>
+      <w:pPr>
+        <w:ind w:left="-5" w:right="51"/>
+      </w:pPr>
+      <w:r>
+        <w:t xml:space="preserve">Table 8 </w:t>
+      </w:r>
+      <w:proofErr w:type="spellStart"/>
+      <w:r>
+        <w:t>Pelaksanaan</w:t>
+      </w:r>
+      <w:proofErr w:type="spellEnd"/>
+      <w:r>
+        <w:t xml:space="preserve"> Riset .................................................................................. </w:t>
+      </w:r>
+      <w:r>
+        <w:t>20</w:t>
+      </w:r>
+    </w:p>
+    <w:p>
+      <w:pPr>
+        <w:spacing w:line="300" w:lineRule="auto"/>
+        <w:ind w:left="-5" w:right="51"/>
+        <w:jc w:val="both"/>
+        <w:rPr>
+          <w:rFonts w:ascii="Times New Roman" w:hAnsi="Times New Roman" w:cs="Times New Roman"/>
+          <w:sz w:val="24"/>
+        </w:rPr>
+      </w:pPr>
+      <w:r>
+        <w:t xml:space="preserve">Table 9 Pengujian Black Box Testing Game Shooting Block ........................... 24</w:t>
+      </w:r>
+    </w:p>
+    <w:p>
+      <w:pPr>
+        <w:spacing w:after="0" w:line="259" w:lineRule="auto"/>
+        <w:ind w:left="0" w:right="0" w:firstLine="0"/>
+        <w:jc w:val="left"/>
+        <w:rPr>
+          <w:rFonts w:ascii="Calibri" w:eastAsia="Calibri" w:hAnsi="Calibri" w:cs="Calibri"/>
+          <w:sz w:val="22"/>
+        </w:rPr>
+      </w:pPr>
+      <w:r>
+        <w:rPr>
+          <w:rFonts w:ascii="Calibri" w:eastAsia="Calibri" w:hAnsi="Calibri" w:cs="Calibri"/>
+          <w:sz w:val="22"/>
+        </w:rPr>
+        <w:t xml:space="preserve"> </w:t>
+      </w:r>
+      <w:r>
+        <w:rPr>
+          <w:rFonts w:ascii="Calibri" w:eastAsia="Calibri" w:hAnsi="Calibri" w:cs="Calibri"/>
+          <w:sz w:val="22"/>
+        </w:rPr>
+        <w:tab/>
+        <w:t xml:space="preserve"> </w:t>
+      </w:r>
+    </w:p>
+    <w:p>
+      <w:pPr>
+        <w:spacing w:after="0" w:line="259" w:lineRule="auto"/>
+        <w:ind w:left="0" w:right="0" w:firstLine="0"/>
+        <w:jc w:val="left"/>
+      </w:pPr>
+    </w:p>
+    <w:p>
+      <w:pPr>
+        <w:spacing w:after="0" w:line="259" w:lineRule="auto"/>
+        <w:ind w:left="0" w:right="0" w:firstLine="0"/>
+        <w:jc w:val="left"/>
+      </w:pPr>
+    </w:p>
+    <w:p>
+      <w:pPr>
+        <w:spacing w:after="0" w:line="259" w:lineRule="auto"/>
+        <w:ind w:left="0" w:right="0" w:firstLine="0"/>
+        <w:jc w:val="left"/>
+      </w:pPr>
+    </w:p>
+    <w:p>
+      <w:pPr>
+        <w:spacing w:after="0" w:line="259" w:lineRule="auto"/>
+        <w:ind w:left="0" w:right="0" w:firstLine="0"/>
+        <w:jc w:val="left"/>
+      </w:pPr>
+    </w:p>
+    <w:p>
+      <w:pPr>
+        <w:spacing w:after="0" w:line="259" w:lineRule="auto"/>
+        <w:ind w:left="0" w:right="0" w:firstLine="0"/>
+        <w:jc w:val="left"/>
+      </w:pPr>
+    </w:p>
+    <w:p>
+      <w:pPr>
+        <w:spacing w:after="0" w:line="259" w:lineRule="auto"/>
+        <w:ind w:left="0" w:right="0" w:firstLine="0"/>
+        <w:jc w:val="left"/>
+      </w:pPr>
+    </w:p>
+    <w:p>
+      <w:pPr>
+        <w:spacing w:after="0" w:line="259" w:lineRule="auto"/>
+        <w:ind w:left="0" w:right="0" w:firstLine="0"/>
+        <w:jc w:val="left"/>
+      </w:pPr>
+    </w:p>
+    <w:p>
+      <w:pPr>
+        <w:spacing w:after="0" w:line="259" w:lineRule="auto"/>
+        <w:ind w:left="0" w:right="0" w:firstLine="0"/>
+        <w:jc w:val="left"/>
+      </w:pPr>
+    </w:p>
+    <w:p>
+      <w:pPr>
+        <w:spacing w:after="0" w:line="259" w:lineRule="auto"/>
+        <w:ind w:left="0" w:right="0" w:firstLine="0"/>
+        <w:jc w:val="left"/>
+      </w:pPr>
+    </w:p>
+    <w:p>
+      <w:pPr>
+        <w:spacing w:after="0" w:line="259" w:lineRule="auto"/>
+        <w:ind w:left="0" w:right="0" w:firstLine="0"/>
+        <w:jc w:val="left"/>
+      </w:pPr>
+    </w:p>
+    <w:p>
+      <w:pPr>
+        <w:spacing w:after="0" w:line="259" w:lineRule="auto"/>
+        <w:ind w:left="0" w:right="0" w:firstLine="0"/>
+        <w:jc w:val="left"/>
+      </w:pPr>
+    </w:p>
+    <w:p>
+      <w:pPr>
+        <w:spacing w:after="0" w:line="259" w:lineRule="auto"/>
+        <w:ind w:left="0" w:right="0" w:firstLine="0"/>
+        <w:jc w:val="left"/>
+      </w:pPr>
+    </w:p>
+    <w:p>
+      <w:pPr>
+        <w:spacing w:after="0" w:line="259" w:lineRule="auto"/>
+        <w:ind w:left="0" w:right="0" w:firstLine="0"/>
+        <w:jc w:val="left"/>
+      </w:pPr>
+    </w:p>
+    <w:p>
+      <w:pPr>
+        <w:spacing w:after="0" w:line="259" w:lineRule="auto"/>
+        <w:ind w:left="0" w:right="0" w:firstLine="0"/>
+        <w:jc w:val="left"/>
+      </w:pPr>
+    </w:p>
+    <w:p>
+      <w:pPr>
+        <w:spacing w:after="0" w:line="259" w:lineRule="auto"/>
+        <w:ind w:left="0" w:right="0" w:firstLine="0"/>
+        <w:jc w:val="left"/>
+      </w:pPr>
+    </w:p>
+    <w:p>
+      <w:pPr>
+        <w:spacing w:after="0" w:line="259" w:lineRule="auto"/>
+        <w:ind w:left="0" w:right="0" w:firstLine="0"/>
+        <w:jc w:val="left"/>
+      </w:pPr>
+    </w:p>
+    <w:p>
+      <w:pPr>
+        <w:spacing w:after="0" w:line="259" w:lineRule="auto"/>
+        <w:ind w:left="0" w:right="0" w:firstLine="0"/>
+        <w:jc w:val="left"/>
+      </w:pPr>
+    </w:p>
+    <w:p>
+      <w:pPr>
+        <w:spacing w:after="0" w:line="259" w:lineRule="auto"/>
+        <w:ind w:left="0" w:right="0" w:firstLine="0"/>
+        <w:jc w:val="left"/>
+      </w:pPr>
+    </w:p>
+    <w:p>
+      <w:pPr>
+        <w:spacing w:after="0" w:line="259" w:lineRule="auto"/>
+        <w:ind w:left="0" w:right="0" w:firstLine="0"/>
+        <w:jc w:val="left"/>
+      </w:pPr>
+    </w:p>
+    <w:p>
+      <w:pPr>
+        <w:spacing w:after="0" w:line="259" w:lineRule="auto"/>
+        <w:ind w:left="0" w:right="0" w:firstLine="0"/>
+        <w:jc w:val="left"/>
+      </w:pPr>
+    </w:p>
+    <w:p>
+      <w:pPr>
+        <w:spacing w:after="0" w:line="259" w:lineRule="auto"/>
+        <w:ind w:left="0" w:right="0" w:firstLine="0"/>
+        <w:jc w:val="left"/>
+      </w:pPr>
+    </w:p>
+    <w:p>
+      <w:pPr>
+        <w:spacing w:after="0" w:line="259" w:lineRule="auto"/>
+        <w:ind w:left="0" w:right="0" w:firstLine="0"/>
+        <w:jc w:val="left"/>
+      </w:pPr>
+    </w:p>
+    <w:p>
+      <w:pPr>
+        <w:spacing w:after="0" w:line="259" w:lineRule="auto"/>
+        <w:ind w:left="0" w:right="0" w:firstLine="0"/>
+        <w:jc w:val="left"/>
+      </w:pPr>
+    </w:p>
+    <w:p>
+      <w:pPr>
+        <w:spacing w:after="0" w:line="259" w:lineRule="auto"/>
+        <w:ind w:left="0" w:right="0" w:firstLine="0"/>
+        <w:jc w:val="left"/>
+      </w:pPr>
+    </w:p>
+    <w:p>
+      <w:pPr>
+        <w:spacing w:after="0" w:line="259" w:lineRule="auto"/>
+        <w:ind w:left="0" w:right="0" w:firstLine="0"/>
+        <w:jc w:val="left"/>
+      </w:pPr>
+    </w:p>
+    <w:p>
+      <w:pPr>
+        <w:spacing w:after="0" w:line="259" w:lineRule="auto"/>
+        <w:ind w:left="0" w:right="0" w:firstLine="0"/>
+        <w:jc w:val="left"/>
+      </w:pPr>
+    </w:p>
+    <w:p>
+      <w:pPr>
+        <w:spacing w:after="0" w:line="259" w:lineRule="auto"/>
+        <w:ind w:left="0" w:right="0" w:firstLine="0"/>
+        <w:jc w:val="left"/>
+      </w:pPr>
+    </w:p>
+    <w:p>
+      <w:pPr>
+        <w:spacing w:after="0" w:line="259" w:lineRule="auto"/>
+        <w:ind w:left="0" w:right="0" w:firstLine="0"/>
+        <w:jc w:val="left"/>
+      </w:pPr>
+    </w:p>
+    <w:p>
+      <w:pPr>
+        <w:spacing w:after="0" w:line="259" w:lineRule="auto"/>
+        <w:ind w:left="0" w:right="0" w:firstLine="0"/>
+        <w:jc w:val="left"/>
+      </w:pPr>
+    </w:p>
+    <w:p>
+      <w:pPr>
+        <w:pStyle w:val="Heading1"/>
+        <w:spacing w:after="0" w:line="360" w:lineRule="auto"/>
+        <w:ind w:left="0"/>
+        <w:rPr>
+          <w:b w:val="1"/>
+          <w:bCs w:val="1"/>
+          <w:color w:val="000000"/>
+          <w:sz w:val="28"/>
+          <w:szCs w:val="28"/>
+        </w:rPr>
+      </w:pPr>
+      <w:bookmarkStart w:id="18" w:name="_Toc232978501"/>
       <w:r>
         <w:rPr>
           <w:b/>
@@ -11084,482 +11641,14 @@
           <w:sz w:val="28"/>
           <w:szCs w:val="28"/>
         </w:rPr>
-        <w:t xml:space="preserve"> </w:t>
-      </w:r>
-    </w:p>
-    <w:p>
-      <w:pPr>
-        <w:spacing w:after="123"/>
-        <w:ind w:left="-5" w:right="51"/>
-      </w:pPr>
-      <w:r>
-        <w:t xml:space="preserve">Table 1 </w:t>
-      </w:r>
-      <w:proofErr w:type="spellStart"/>
-      <w:r>
-        <w:t>Simbol</w:t>
-      </w:r>
-      <w:proofErr w:type="spellEnd"/>
-      <w:r>
-        <w:t xml:space="preserve"> </w:t>
-      </w:r>
-      <w:r>
-        <w:rPr>
-          <w:i/>
-        </w:rPr>
-        <w:t>Flowchart</w:t>
-      </w:r>
-      <w:r>
-        <w:t xml:space="preserve"> .................................................................................... </w:t>
-      </w:r>
-      <w:r>
-        <w:t>5</w:t>
-      </w:r>
-    </w:p>
-    <w:p>
-      <w:pPr>
-        <w:spacing w:after="125"/>
-        <w:ind w:left="-5" w:right="51"/>
-      </w:pPr>
-      <w:r>
-        <w:t xml:space="preserve">Table 2 </w:t>
-      </w:r>
-      <w:proofErr w:type="spellStart"/>
-      <w:r>
-        <w:t>Simbol</w:t>
-      </w:r>
-      <w:proofErr w:type="spellEnd"/>
-      <w:r>
-        <w:t xml:space="preserve"> </w:t>
-      </w:r>
-      <w:proofErr w:type="spellStart"/>
-      <w:r>
-        <w:rPr>
-          <w:i/>
-        </w:rPr>
-        <w:t>Usecase</w:t>
-      </w:r>
-      <w:proofErr w:type="spellEnd"/>
-      <w:r>
-        <w:t xml:space="preserve"> ....................................................................................... </w:t>
-      </w:r>
-      <w:r>
-        <w:t>6</w:t>
-      </w:r>
-    </w:p>
-    <w:p>
-      <w:pPr>
-        <w:spacing w:after="123"/>
-        <w:ind w:left="-5" w:right="51"/>
-      </w:pPr>
-      <w:r>
-        <w:t xml:space="preserve">Table 3 </w:t>
-      </w:r>
-      <w:proofErr w:type="spellStart"/>
-      <w:r>
-        <w:t>Simbol</w:t>
-      </w:r>
-      <w:proofErr w:type="spellEnd"/>
-      <w:r>
-        <w:t xml:space="preserve">  </w:t>
-      </w:r>
-      <w:r>
-        <w:rPr>
-          <w:i/>
-        </w:rPr>
-        <w:t>Data Flow Diagram</w:t>
-      </w:r>
-      <w:r>
-        <w:t xml:space="preserve"> ................................................................... </w:t>
-      </w:r>
-      <w:r>
-        <w:t>7</w:t>
-      </w:r>
-    </w:p>
-    <w:p>
-      <w:pPr>
-        <w:ind w:left="-5" w:right="51"/>
-      </w:pPr>
-      <w:r>
-        <w:t xml:space="preserve">Table 4 </w:t>
-      </w:r>
-      <w:proofErr w:type="spellStart"/>
-      <w:r>
-        <w:t>Simbol</w:t>
-      </w:r>
-      <w:proofErr w:type="spellEnd"/>
-      <w:r>
-        <w:t xml:space="preserve"> </w:t>
-      </w:r>
-      <w:proofErr w:type="spellStart"/>
-      <w:r>
-        <w:rPr>
-          <w:i/>
-        </w:rPr>
-        <w:t>Acitivity</w:t>
-      </w:r>
-      <w:proofErr w:type="spellEnd"/>
-      <w:r>
-        <w:rPr>
-          <w:i/>
-        </w:rPr>
-        <w:t xml:space="preserve"> Diagram</w:t>
-      </w:r>
-      <w:r>
-        <w:t xml:space="preserve"> ........................................................................ </w:t>
-      </w:r>
-      <w:r>
-        <w:t>8</w:t>
-      </w:r>
-    </w:p>
-    <w:p>
-      <w:pPr>
-        <w:ind w:left="-5" w:right="51"/>
-      </w:pPr>
-      <w:r>
-        <w:t xml:space="preserve">Table 5 </w:t>
-      </w:r>
-      <w:r>
-        <w:rPr>
-          <w:i/>
-        </w:rPr>
-        <w:t>Software</w:t>
-      </w:r>
-      <w:r>
-        <w:t xml:space="preserve"> ...........................................................................................</w:t>
-      </w:r>
-      <w:r>
-        <w:t>..</w:t>
-      </w:r>
-      <w:r>
-        <w:t xml:space="preserve">..... </w:t>
-      </w:r>
-      <w:r>
-        <w:t>14</w:t>
-      </w:r>
-    </w:p>
-    <w:p>
-      <w:pPr>
-        <w:spacing w:after="127"/>
-        <w:ind w:left="-5" w:right="51"/>
-      </w:pPr>
-      <w:r>
-        <w:t xml:space="preserve">Table 6 </w:t>
-      </w:r>
-      <w:r>
-        <w:rPr>
-          <w:i/>
-        </w:rPr>
-        <w:t>Hardware</w:t>
-      </w:r>
-      <w:r>
-        <w:t xml:space="preserve"> ...........................................................................................</w:t>
-      </w:r>
-      <w:r>
-        <w:t>..</w:t>
-      </w:r>
-      <w:r>
-        <w:t xml:space="preserve">... </w:t>
-      </w:r>
-      <w:r>
-        <w:t>14</w:t>
-      </w:r>
-    </w:p>
-    <w:p>
-      <w:pPr>
-        <w:ind w:left="-5" w:right="51"/>
-      </w:pPr>
-      <w:r>
-        <w:t xml:space="preserve">Table 7 Waktu </w:t>
-      </w:r>
-      <w:proofErr w:type="spellStart"/>
-      <w:r>
-        <w:t>pengerjaan</w:t>
-      </w:r>
-      <w:proofErr w:type="spellEnd"/>
-      <w:r>
-        <w:t xml:space="preserve"> </w:t>
-      </w:r>
-      <w:r>
-        <w:rPr>
-          <w:i/>
-        </w:rPr>
-        <w:t>Project Work</w:t>
-      </w:r>
-      <w:r>
-        <w:t xml:space="preserve"> ............................................................. </w:t>
-      </w:r>
-      <w:r>
-        <w:t>15</w:t>
-      </w:r>
-    </w:p>
-    <w:p>
-      <w:pPr>
-        <w:ind w:left="-5" w:right="51"/>
-      </w:pPr>
-      <w:r>
-        <w:t xml:space="preserve">Table 8 </w:t>
-      </w:r>
-      <w:proofErr w:type="spellStart"/>
-      <w:r>
-        <w:t>Pelaksanaan</w:t>
-      </w:r>
-      <w:proofErr w:type="spellEnd"/>
-      <w:r>
-        <w:t xml:space="preserve"> Riset .................................................................................. </w:t>
-      </w:r>
-      <w:r>
-        <w:t>20</w:t>
-      </w:r>
-    </w:p>
-    <w:p>
-      <w:pPr>
-        <w:spacing w:line="300" w:lineRule="auto"/>
-        <w:ind w:left="-5" w:right="51"/>
-        <w:jc w:val="both"/>
-        <w:rPr>
-          <w:rFonts w:ascii="Times New Roman" w:hAnsi="Times New Roman" w:cs="Times New Roman"/>
-          <w:sz w:val="24"/>
-        </w:rPr>
-      </w:pPr>
-      <w:r>
-        <w:t xml:space="preserve">Table 9 Pengujian Black Box Testing Game Shooting Block ........................... 24</w:t>
-      </w:r>
-    </w:p>
-    <w:p>
-      <w:pPr>
-        <w:spacing w:after="0" w:line="259" w:lineRule="auto"/>
-        <w:ind w:left="0" w:right="0" w:firstLine="0"/>
-        <w:jc w:val="left"/>
-        <w:rPr>
-          <w:rFonts w:ascii="Calibri" w:eastAsia="Calibri" w:hAnsi="Calibri" w:cs="Calibri"/>
-          <w:sz w:val="22"/>
-        </w:rPr>
-      </w:pPr>
-      <w:r>
-        <w:rPr>
-          <w:rFonts w:ascii="Calibri" w:eastAsia="Calibri" w:hAnsi="Calibri" w:cs="Calibri"/>
-          <w:sz w:val="22"/>
-        </w:rPr>
-        <w:t xml:space="preserve"> </w:t>
-      </w:r>
-      <w:r>
-        <w:rPr>
-          <w:rFonts w:ascii="Calibri" w:eastAsia="Calibri" w:hAnsi="Calibri" w:cs="Calibri"/>
-          <w:sz w:val="22"/>
-        </w:rPr>
-        <w:tab/>
-        <w:t xml:space="preserve"> </w:t>
-      </w:r>
-    </w:p>
-    <w:p>
-      <w:pPr>
-        <w:spacing w:after="0" w:line="259" w:lineRule="auto"/>
-        <w:ind w:left="0" w:right="0" w:firstLine="0"/>
-        <w:jc w:val="left"/>
-      </w:pPr>
-    </w:p>
-    <w:p>
-      <w:pPr>
-        <w:spacing w:after="0" w:line="259" w:lineRule="auto"/>
-        <w:ind w:left="0" w:right="0" w:firstLine="0"/>
-        <w:jc w:val="left"/>
-      </w:pPr>
-    </w:p>
-    <w:p>
-      <w:pPr>
-        <w:spacing w:after="0" w:line="259" w:lineRule="auto"/>
-        <w:ind w:left="0" w:right="0" w:firstLine="0"/>
-        <w:jc w:val="left"/>
-      </w:pPr>
-    </w:p>
-    <w:p>
-      <w:pPr>
-        <w:spacing w:after="0" w:line="259" w:lineRule="auto"/>
-        <w:ind w:left="0" w:right="0" w:firstLine="0"/>
-        <w:jc w:val="left"/>
-      </w:pPr>
-    </w:p>
-    <w:p>
-      <w:pPr>
-        <w:spacing w:after="0" w:line="259" w:lineRule="auto"/>
-        <w:ind w:left="0" w:right="0" w:firstLine="0"/>
-        <w:jc w:val="left"/>
-      </w:pPr>
-    </w:p>
-    <w:p>
-      <w:pPr>
-        <w:spacing w:after="0" w:line="259" w:lineRule="auto"/>
-        <w:ind w:left="0" w:right="0" w:firstLine="0"/>
-        <w:jc w:val="left"/>
-      </w:pPr>
-    </w:p>
-    <w:p>
-      <w:pPr>
-        <w:spacing w:after="0" w:line="259" w:lineRule="auto"/>
-        <w:ind w:left="0" w:right="0" w:firstLine="0"/>
-        <w:jc w:val="left"/>
-      </w:pPr>
-    </w:p>
-    <w:p>
-      <w:pPr>
-        <w:spacing w:after="0" w:line="259" w:lineRule="auto"/>
-        <w:ind w:left="0" w:right="0" w:firstLine="0"/>
-        <w:jc w:val="left"/>
-      </w:pPr>
-    </w:p>
-    <w:p>
-      <w:pPr>
-        <w:spacing w:after="0" w:line="259" w:lineRule="auto"/>
-        <w:ind w:left="0" w:right="0" w:firstLine="0"/>
-        <w:jc w:val="left"/>
-      </w:pPr>
-    </w:p>
-    <w:p>
-      <w:pPr>
-        <w:spacing w:after="0" w:line="259" w:lineRule="auto"/>
-        <w:ind w:left="0" w:right="0" w:firstLine="0"/>
-        <w:jc w:val="left"/>
-      </w:pPr>
-    </w:p>
-    <w:p>
-      <w:pPr>
-        <w:spacing w:after="0" w:line="259" w:lineRule="auto"/>
-        <w:ind w:left="0" w:right="0" w:firstLine="0"/>
-        <w:jc w:val="left"/>
-      </w:pPr>
-    </w:p>
-    <w:p>
-      <w:pPr>
-        <w:spacing w:after="0" w:line="259" w:lineRule="auto"/>
-        <w:ind w:left="0" w:right="0" w:firstLine="0"/>
-        <w:jc w:val="left"/>
-      </w:pPr>
-    </w:p>
-    <w:p>
-      <w:pPr>
-        <w:spacing w:after="0" w:line="259" w:lineRule="auto"/>
-        <w:ind w:left="0" w:right="0" w:firstLine="0"/>
-        <w:jc w:val="left"/>
-      </w:pPr>
-    </w:p>
-    <w:p>
-      <w:pPr>
-        <w:spacing w:after="0" w:line="259" w:lineRule="auto"/>
-        <w:ind w:left="0" w:right="0" w:firstLine="0"/>
-        <w:jc w:val="left"/>
-      </w:pPr>
-    </w:p>
-    <w:p>
-      <w:pPr>
-        <w:spacing w:after="0" w:line="259" w:lineRule="auto"/>
-        <w:ind w:left="0" w:right="0" w:firstLine="0"/>
-        <w:jc w:val="left"/>
-      </w:pPr>
-    </w:p>
-    <w:p>
-      <w:pPr>
-        <w:spacing w:after="0" w:line="259" w:lineRule="auto"/>
-        <w:ind w:left="0" w:right="0" w:firstLine="0"/>
-        <w:jc w:val="left"/>
-      </w:pPr>
-    </w:p>
-    <w:p>
-      <w:pPr>
-        <w:spacing w:after="0" w:line="259" w:lineRule="auto"/>
-        <w:ind w:left="0" w:right="0" w:firstLine="0"/>
-        <w:jc w:val="left"/>
-      </w:pPr>
-    </w:p>
-    <w:p>
-      <w:pPr>
-        <w:spacing w:after="0" w:line="259" w:lineRule="auto"/>
-        <w:ind w:left="0" w:right="0" w:firstLine="0"/>
-        <w:jc w:val="left"/>
-      </w:pPr>
-    </w:p>
-    <w:p>
-      <w:pPr>
-        <w:spacing w:after="0" w:line="259" w:lineRule="auto"/>
-        <w:ind w:left="0" w:right="0" w:firstLine="0"/>
-        <w:jc w:val="left"/>
-      </w:pPr>
-    </w:p>
-    <w:p>
-      <w:pPr>
-        <w:spacing w:after="0" w:line="259" w:lineRule="auto"/>
-        <w:ind w:left="0" w:right="0" w:firstLine="0"/>
-        <w:jc w:val="left"/>
-      </w:pPr>
-    </w:p>
-    <w:p>
-      <w:pPr>
-        <w:spacing w:after="0" w:line="259" w:lineRule="auto"/>
-        <w:ind w:left="0" w:right="0" w:firstLine="0"/>
-        <w:jc w:val="left"/>
-      </w:pPr>
-    </w:p>
-    <w:p>
-      <w:pPr>
-        <w:spacing w:after="0" w:line="259" w:lineRule="auto"/>
-        <w:ind w:left="0" w:right="0" w:firstLine="0"/>
-        <w:jc w:val="left"/>
-      </w:pPr>
-    </w:p>
-    <w:p>
-      <w:pPr>
-        <w:spacing w:after="0" w:line="259" w:lineRule="auto"/>
-        <w:ind w:left="0" w:right="0" w:firstLine="0"/>
-        <w:jc w:val="left"/>
-      </w:pPr>
-    </w:p>
-    <w:p>
-      <w:pPr>
-        <w:spacing w:after="0" w:line="259" w:lineRule="auto"/>
-        <w:ind w:left="0" w:right="0" w:firstLine="0"/>
-        <w:jc w:val="left"/>
-      </w:pPr>
-    </w:p>
-    <w:p>
-      <w:pPr>
-        <w:spacing w:after="0" w:line="259" w:lineRule="auto"/>
-        <w:ind w:left="0" w:right="0" w:firstLine="0"/>
-        <w:jc w:val="left"/>
-      </w:pPr>
-    </w:p>
-    <w:p>
-      <w:pPr>
-        <w:spacing w:after="0" w:line="259" w:lineRule="auto"/>
-        <w:ind w:left="0" w:right="0" w:firstLine="0"/>
-        <w:jc w:val="left"/>
-      </w:pPr>
-    </w:p>
-    <w:p>
-      <w:pPr>
-        <w:spacing w:after="0" w:line="259" w:lineRule="auto"/>
-        <w:ind w:left="0" w:right="0" w:firstLine="0"/>
-        <w:jc w:val="left"/>
-      </w:pPr>
-    </w:p>
-    <w:p>
-      <w:pPr>
-        <w:spacing w:after="0" w:line="259" w:lineRule="auto"/>
-        <w:ind w:left="0" w:right="0" w:firstLine="0"/>
-        <w:jc w:val="left"/>
-      </w:pPr>
-    </w:p>
-    <w:p>
-      <w:pPr>
-        <w:spacing w:after="0" w:line="259" w:lineRule="auto"/>
-        <w:ind w:left="0" w:right="0" w:firstLine="0"/>
-        <w:jc w:val="left"/>
-      </w:pPr>
-    </w:p>
-    <w:p>
-      <w:pPr>
-        <w:pStyle w:val="Heading1"/>
-        <w:spacing w:after="0" w:line="360" w:lineRule="auto"/>
-        <w:ind w:left="0"/>
+        <w:lastRenderedPageBreak/>
+        <w:t>DAFTAR SINGKATAN</w:t>
+        <w:color w:val="000000"/>
+        <w:b/>
+        <w:bCs/>
+      </w:r>
+      <w:bookmarkEnd w:id="18"/>
+      <w:r>
         <w:rPr>
           <w:b/>
           <w:bCs/>
@@ -11567,29 +11656,10 @@
           <w:sz w:val="28"/>
           <w:szCs w:val="28"/>
         </w:rPr>
-      </w:pPr>
-      <w:bookmarkStart w:id="18" w:name="_Toc232978501"/>
-      <w:r>
-        <w:rPr>
-          <w:b/>
-          <w:bCs/>
-          <w:color w:val="000000" w:themeColor="text1"/>
-          <w:sz w:val="28"/>
-          <w:szCs w:val="28"/>
-        </w:rPr>
-        <w:lastRenderedPageBreak/>
-        <w:t>DAFTAR SINGKATAN</w:t>
-      </w:r>
-      <w:bookmarkEnd w:id="18"/>
-      <w:r>
-        <w:rPr>
-          <w:b/>
-          <w:bCs/>
-          <w:color w:val="000000" w:themeColor="text1"/>
-          <w:sz w:val="28"/>
-          <w:szCs w:val="28"/>
-        </w:rPr>
-        <w:t xml:space="preserve"> </w:t>
+        <w:t xml:space="preserve"> </w:t>
+        <w:color w:val="000000"/>
+        <w:b/>
+        <w:bCs/>
       </w:r>
     </w:p>
     <w:p/>
@@ -12144,14 +12214,28 @@
         <w:pStyle w:val="Heading1"/>
         <w:spacing w:line="360" w:lineRule="auto"/>
         <w:rPr>
+          <w:b w:val="1"/>
+          <w:bCs w:val="1"/>
+          <w:color w:val="000000"/>
+          <w:sz w:val="28"/>
+          <w:szCs w:val="28"/>
+        </w:rPr>
+      </w:pPr>
+      <w:bookmarkStart w:id="19" w:name="_Toc232978502"/>
+      <w:r>
+        <w:rPr>
           <w:b/>
           <w:bCs/>
           <w:color w:val="000000" w:themeColor="text1"/>
           <w:sz w:val="28"/>
           <w:szCs w:val="28"/>
         </w:rPr>
-      </w:pPr>
-      <w:bookmarkStart w:id="19" w:name="_Toc232978502"/>
+        <w:lastRenderedPageBreak/>
+        <w:t>B</w:t>
+        <w:color w:val="000000"/>
+        <w:b/>
+        <w:bCs/>
+      </w:r>
       <w:r>
         <w:rPr>
           <w:b/>
@@ -12160,9 +12244,12 @@
           <w:sz w:val="28"/>
           <w:szCs w:val="28"/>
         </w:rPr>
-        <w:lastRenderedPageBreak/>
-        <w:t>B</w:t>
-      </w:r>
+        <w:t>AB I</w:t>
+        <w:color w:val="000000"/>
+        <w:b/>
+        <w:bCs/>
+      </w:r>
+      <w:bookmarkEnd w:id="19"/>
       <w:r>
         <w:rPr>
           <w:b/>
@@ -12171,9 +12258,25 @@
           <w:sz w:val="28"/>
           <w:szCs w:val="28"/>
         </w:rPr>
-        <w:t>AB I</w:t>
-      </w:r>
-      <w:bookmarkEnd w:id="19"/>
+        <w:t xml:space="preserve"> </w:t>
+        <w:color w:val="000000"/>
+        <w:b/>
+        <w:bCs/>
+      </w:r>
+    </w:p>
+    <w:p>
+      <w:pPr>
+        <w:pStyle w:val="Heading1"/>
+        <w:spacing w:line="360" w:lineRule="auto"/>
+        <w:rPr>
+          <w:b w:val="1"/>
+          <w:bCs w:val="1"/>
+          <w:color w:val="000000"/>
+          <w:sz w:val="28"/>
+          <w:szCs w:val="28"/>
+        </w:rPr>
+      </w:pPr>
+      <w:bookmarkStart w:id="20" w:name="_Toc232978503"/>
       <w:r>
         <w:rPr>
           <w:b/>
@@ -12182,31 +12285,10 @@
           <w:sz w:val="28"/>
           <w:szCs w:val="28"/>
         </w:rPr>
-        <w:t xml:space="preserve"> </w:t>
-      </w:r>
-    </w:p>
-    <w:p>
-      <w:pPr>
-        <w:pStyle w:val="Heading1"/>
-        <w:spacing w:line="360" w:lineRule="auto"/>
-        <w:rPr>
-          <w:b/>
-          <w:bCs/>
-          <w:color w:val="000000" w:themeColor="text1"/>
-          <w:sz w:val="28"/>
-          <w:szCs w:val="28"/>
-        </w:rPr>
-      </w:pPr>
-      <w:bookmarkStart w:id="20" w:name="_Toc232978503"/>
-      <w:r>
-        <w:rPr>
-          <w:b/>
-          <w:bCs/>
-          <w:color w:val="000000" w:themeColor="text1"/>
-          <w:sz w:val="28"/>
-          <w:szCs w:val="28"/>
-        </w:rPr>
         <w:t>PENDAHULUAN</w:t>
+        <w:color w:val="000000"/>
+        <w:b/>
+        <w:bCs/>
       </w:r>
       <w:bookmarkEnd w:id="20"/>
     </w:p>
@@ -15273,23 +15355,34 @@
         <w:pStyle w:val="Heading1"/>
         <w:spacing w:line="360" w:lineRule="auto"/>
         <w:rPr>
+          <w:b w:val="1"/>
+          <w:bCs w:val="1"/>
+          <w:color w:val="000000"/>
+          <w:sz w:val="28"/>
+          <w:szCs w:val="28"/>
+        </w:rPr>
+      </w:pPr>
+      <w:r>
+        <w:t>BAB II</w:t>
+        <w:color w:val="000000"/>
+        <w:b/>
+        <w:bCs/>
+      </w:r>
+    </w:p>
+    <w:p>
+      <w:pPr>
+        <w:pStyle w:val="Heading1"/>
+        <w:rPr>
+          <w:color w:val="000000"/>
           <w:b/>
           <w:bCs/>
-          <w:color w:val="000000" w:themeColor="text1"/>
-          <w:sz w:val="28"/>
-          <w:szCs w:val="28"/>
-        </w:rPr>
-      </w:pPr>
-      <w:r>
-        <w:t>BAB II</w:t>
-      </w:r>
-    </w:p>
-    <w:p>
-      <w:pPr>
-        <w:pStyle w:val="Heading1"/>
+        </w:rPr>
       </w:pPr>
       <w:r>
         <w:t>TINJAUAN PUSTAKA</w:t>
+        <w:color w:val="000000"/>
+        <w:b/>
+        <w:bCs/>
       </w:r>
     </w:p>
     <w:p>
@@ -23069,23 +23162,34 @@
       <w:pPr>
         <w:pStyle w:val="Heading1"/>
         <w:rPr>
+          <w:b w:val="1"/>
+          <w:bCs w:val="1"/>
+          <w:color w:val="000000"/>
+          <w:sz w:val="28"/>
+          <w:szCs w:val="28"/>
+        </w:rPr>
+      </w:pPr>
+      <w:r>
+        <w:t>BAB III</w:t>
+        <w:color w:val="000000"/>
+        <w:b/>
+        <w:bCs/>
+      </w:r>
+    </w:p>
+    <w:p>
+      <w:pPr>
+        <w:pStyle w:val="Heading1"/>
+        <w:rPr>
+          <w:color w:val="000000"/>
           <w:b/>
           <w:bCs/>
-          <w:color w:val="000000" w:themeColor="text1"/>
-          <w:sz w:val="28"/>
-          <w:szCs w:val="28"/>
-        </w:rPr>
-      </w:pPr>
-      <w:r>
-        <w:t>BAB III</w:t>
-      </w:r>
-    </w:p>
-    <w:p>
-      <w:pPr>
-        <w:pStyle w:val="Heading1"/>
+        </w:rPr>
       </w:pPr>
       <w:r>
         <w:t>HASIL DAN PEMBAHASAN</w:t>
+        <w:color w:val="000000"/>
+        <w:b/>
+        <w:bCs/>
       </w:r>
     </w:p>
     <w:p/>
@@ -30078,23 +30182,34 @@
       <w:pPr>
         <w:pStyle w:val="Heading1"/>
         <w:rPr>
+          <w:b w:val="1"/>
+          <w:bCs w:val="1"/>
+          <w:color w:val="000000"/>
+          <w:sz w:val="28"/>
+          <w:szCs w:val="28"/>
+        </w:rPr>
+      </w:pPr>
+      <w:r>
+        <w:t>BAB IV</w:t>
+        <w:color w:val="000000"/>
+        <w:b/>
+        <w:bCs/>
+      </w:r>
+    </w:p>
+    <w:p>
+      <w:pPr>
+        <w:pStyle w:val="Heading1"/>
+        <w:rPr>
+          <w:color w:val="000000"/>
           <w:b/>
           <w:bCs/>
-          <w:color w:val="000000" w:themeColor="text1"/>
-          <w:sz w:val="28"/>
-          <w:szCs w:val="28"/>
-        </w:rPr>
-      </w:pPr>
-      <w:r>
-        <w:t>BAB IV</w:t>
-      </w:r>
-    </w:p>
-    <w:p>
-      <w:pPr>
-        <w:pStyle w:val="Heading1"/>
+        </w:rPr>
       </w:pPr>
       <w:r>
         <w:t>KESIMPULAN DAN SARAN</w:t>
+        <w:color w:val="000000"/>
+        <w:b/>
+        <w:bCs/>
       </w:r>
     </w:p>
     <w:p>
@@ -30552,10 +30667,11 @@
       <w:pPr>
         <w:pStyle w:val="Heading1"/>
         <w:rPr>
-          <w:b/>
-          <w:bCs/>
+          <w:b w:val="1"/>
+          <w:bCs w:val="1"/>
           <w:sz w:val="28"/>
           <w:szCs w:val="28"/>
+          <w:color w:val="000000"/>
         </w:rPr>
       </w:pPr>
       <w:bookmarkStart w:id="45" w:name="_Toc230044176"/>
@@ -30570,6 +30686,9 @@
         </w:rPr>
         <w:lastRenderedPageBreak/>
         <w:t>DAFTAR PUSTAKA</w:t>
+        <w:color w:val="000000"/>
+        <w:b/>
+        <w:bCs/>
       </w:r>
       <w:bookmarkEnd w:id="45"/>
       <w:bookmarkEnd w:id="46"/>
@@ -30761,15 +30880,31 @@
         <w:pStyle w:val="Heading1"/>
         <w:spacing w:after="0" w:line="360" w:lineRule="auto"/>
         <w:rPr>
+          <w:b w:val="1"/>
+          <w:bCs w:val="1"/>
+          <w:color w:val="000000"/>
+          <w:sz w:val="28"/>
+          <w:szCs w:val="28"/>
+        </w:rPr>
+      </w:pPr>
+      <w:bookmarkStart w:id="47" w:name="_Toc230044177"/>
+      <w:bookmarkStart w:id="48" w:name="_Toc232978527"/>
+      <w:r>
+        <w:rPr>
           <w:b/>
           <w:bCs/>
           <w:color w:val="000000" w:themeColor="text1"/>
           <w:sz w:val="28"/>
           <w:szCs w:val="28"/>
         </w:rPr>
-      </w:pPr>
-      <w:bookmarkStart w:id="47" w:name="_Toc230044177"/>
-      <w:bookmarkStart w:id="48" w:name="_Toc232978527"/>
+        <w:lastRenderedPageBreak/>
+        <w:t>DAFTAR RIWAYAT HIDUP</w:t>
+        <w:color w:val="000000"/>
+        <w:b/>
+        <w:bCs/>
+      </w:r>
+      <w:bookmarkEnd w:id="47"/>
+      <w:bookmarkEnd w:id="48"/>
       <w:r>
         <w:rPr>
           <w:b/>
@@ -30778,20 +30913,10 @@
           <w:sz w:val="28"/>
           <w:szCs w:val="28"/>
         </w:rPr>
-        <w:lastRenderedPageBreak/>
-        <w:t>DAFTAR RIWAYAT HIDUP</w:t>
-      </w:r>
-      <w:bookmarkEnd w:id="47"/>
-      <w:bookmarkEnd w:id="48"/>
-      <w:r>
-        <w:rPr>
-          <w:b/>
-          <w:bCs/>
-          <w:color w:val="000000" w:themeColor="text1"/>
-          <w:sz w:val="28"/>
-          <w:szCs w:val="28"/>
-        </w:rPr>
-        <w:t xml:space="preserve"> </w:t>
+        <w:t xml:space="preserve"> </w:t>
+        <w:color w:val="000000"/>
+        <w:b/>
+        <w:bCs/>
       </w:r>
     </w:p>
     <w:p>
@@ -32135,9 +32260,11 @@
       <w:pPr>
         <w:pStyle w:val="Heading1"/>
         <w:rPr>
-          <w:color w:val="000000" w:themeColor="text1"/>
+          <w:color w:val="000000"/>
           <w:sz w:val="28"/>
           <w:szCs w:val="28"/>
+          <w:b/>
+          <w:bCs/>
         </w:rPr>
       </w:pPr>
       <w:bookmarkStart w:id="50" w:name="_Toc232978528"/>
@@ -32149,6 +32276,9 @@
           <w:szCs w:val="28"/>
         </w:rPr>
         <w:t>LAMPIRAN</w:t>
+        <w:color w:val="000000"/>
+        <w:b/>
+        <w:bCs/>
       </w:r>
       <w:r>
         <w:rPr>
@@ -32158,6 +32288,9 @@
           <w:szCs w:val="28"/>
         </w:rPr>
         <w:t xml:space="preserve"> - LAMPIRAN</w:t>
+        <w:color w:val="000000"/>
+        <w:b/>
+        <w:bCs/>
       </w:r>
       <w:bookmarkEnd w:id="50"/>
     </w:p>
@@ -35485,6 +35618,11 @@
         <w:pStyle w:val="Heading1"/>
         <w:spacing w:line="360" w:lineRule="auto"/>
         <w:ind w:left="0" w:hanging="709"/>
+        <w:rPr>
+          <w:color w:val="000000"/>
+          <w:b/>
+          <w:bCs/>
+        </w:rPr>
       </w:pPr>
     </w:p>
     <w:sectPr>
@@ -41642,6 +41780,9 @@
       <w:color w:val="767171"/>
       <w:sz w:val="22"/>
     </w:rPr>
+    <w:color w:val="000000"/>
+    <w:b/>
+    <w:bCs/>
   </w:style>
   <w:style w:type="paragraph" w:styleId="Heading2">
     <w:name w:val="heading 2"/>
